--- a/papers/P17_two_javas/archcalc_submission/P17_manuscript_formatted.docx
+++ b/papers/P17_two_javas/archcalc_submission/P17_manuscript_formatted.docx
@@ -417,7 +417,7 @@
         <w:pStyle w:val="BodyText"/>
       </w:pPr>
       <w:r>
-        <w:t xml:space="preserve">The 929 CE Mataram collapse serves as a natural experiment.</w:t>
+        <w:t xml:space="preserve">The 929 CE Mataram collapse provides a before-after observation that illuminates this spatial structure.</w:t>
       </w:r>
       <w:r>
         <w:t xml:space="preserve"> </w:t>
@@ -564,672 +564,717 @@
     </w:p>
     <w:tbl>
       <w:tblPr>
+        <w:tblStyle w:val="Table"/>
         <w:tblW w:type="auto" w:w="0"/>
-        <w:jc w:val="center"/>
-        <w:tblLook w:firstColumn="1" w:firstRow="1" w:lastColumn="0" w:lastRow="0" w:noHBand="0" w:noVBand="1" w:val="04A0"/>
+        <w:tblLook w:firstRow="1" w:lastRow="0" w:firstColumn="0" w:lastColumn="0" w:noHBand="0" w:noVBand="0" w:val="0020"/>
+        <w:tblCaption w:val="Summary of five analyses supporting the Two Javas model."/>
       </w:tblPr>
       <w:tblGrid>
-        <w:gridCol w:w="2257"/>
-        <w:gridCol w:w="2257"/>
-        <w:gridCol w:w="2257"/>
-        <w:gridCol w:w="2257"/>
+        <w:gridCol w:w="1980"/>
+        <w:gridCol w:w="1980"/>
+        <w:gridCol w:w="1980"/>
+        <w:gridCol w:w="1980"/>
       </w:tblGrid>
       <w:tr>
-        <w:tc>
-          <w:tcPr>
-            <w:tcW w:type="dxa" w:w="2257"/>
-            <w:tcBorders>
-              <w:top w:val="single" w:sz="6" w:space="0" w:color="000000"/>
-              <w:left w:val="nil"/>
-              <w:bottom w:val="single" w:sz="6" w:space="0" w:color="000000"/>
-              <w:right w:val="nil"/>
-            </w:tcBorders>
-          </w:tcPr>
-          <w:p>
-            <w:pPr>
-              <w:spacing w:before="20" w:after="20" w:line="260" w:lineRule="exact"/>
-              <w:ind w:firstLine="0"/>
+        <w:trPr>
+          <w:tblHeader w:val="on"/>
+        </w:trPr>
+        <w:tc>
+          <w:tcPr/>
+          <w:p>
+            <w:pPr>
+              <w:pStyle w:val="Compact"/>
               <w:jc w:val="left"/>
             </w:pPr>
-            <w:r/>
             <w:r>
               <w:rPr>
-                <w:rFonts w:ascii="Times New Roman" w:hAnsi="Times New Roman"/>
                 <w:b/>
-                <w:sz w:val="20"/>
+                <w:bCs/>
               </w:rPr>
-              <w:t>Analysis</w:t>
-            </w:r>
-          </w:p>
-        </w:tc>
-        <w:tc>
-          <w:tcPr>
-            <w:tcW w:type="dxa" w:w="2257"/>
-            <w:tcBorders>
-              <w:top w:val="single" w:sz="6" w:space="0" w:color="000000"/>
-              <w:left w:val="nil"/>
-              <w:bottom w:val="single" w:sz="6" w:space="0" w:color="000000"/>
-              <w:right w:val="nil"/>
-            </w:tcBorders>
-          </w:tcPr>
-          <w:p>
-            <w:pPr>
-              <w:spacing w:before="20" w:after="20" w:line="260" w:lineRule="exact"/>
-              <w:ind w:firstLine="0"/>
+              <w:t xml:space="preserve">Analysis</w:t>
+            </w:r>
+          </w:p>
+        </w:tc>
+        <w:tc>
+          <w:tcPr/>
+          <w:p>
+            <w:pPr>
+              <w:pStyle w:val="Compact"/>
               <w:jc w:val="left"/>
             </w:pPr>
-            <w:r/>
             <w:r>
               <w:rPr>
-                <w:rFonts w:ascii="Times New Roman" w:hAnsi="Times New Roman"/>
                 <w:b/>
-                <w:sz w:val="20"/>
+                <w:bCs/>
               </w:rPr>
-              <w:t>Key statistic</w:t>
-            </w:r>
-          </w:p>
-        </w:tc>
-        <w:tc>
-          <w:tcPr>
-            <w:tcW w:type="dxa" w:w="2257"/>
-            <w:tcBorders>
-              <w:top w:val="single" w:sz="6" w:space="0" w:color="000000"/>
-              <w:left w:val="nil"/>
-              <w:bottom w:val="single" w:sz="6" w:space="0" w:color="000000"/>
-              <w:right w:val="nil"/>
-            </w:tcBorders>
-          </w:tcPr>
-          <w:p>
-            <w:pPr>
-              <w:spacing w:before="20" w:after="20" w:line="260" w:lineRule="exact"/>
-              <w:ind w:firstLine="0"/>
-              <w:jc w:val="center"/>
-            </w:pPr>
-            <w:r/>
+              <w:t xml:space="preserve">Key statistic</w:t>
+            </w:r>
+          </w:p>
+        </w:tc>
+        <w:tc>
+          <w:tcPr/>
+          <w:p>
+            <w:pPr>
+              <w:pStyle w:val="Compact"/>
+              <w:jc w:val="left"/>
+            </w:pPr>
+            <m:oMath>
+              <m:r>
+                <m:t>p</m:t>
+              </m:r>
+            </m:oMath>
             <w:r>
               <w:rPr>
-                <w:rFonts w:ascii="Times New Roman" w:hAnsi="Times New Roman"/>
                 <w:b/>
-                <w:sz w:val="20"/>
+                <w:bCs/>
               </w:rPr>
-              <w:t>p-value</w:t>
-            </w:r>
-          </w:p>
-        </w:tc>
-        <w:tc>
-          <w:tcPr>
-            <w:tcW w:type="dxa" w:w="2257"/>
-            <w:tcBorders>
-              <w:top w:val="single" w:sz="6" w:space="0" w:color="000000"/>
-              <w:left w:val="nil"/>
-              <w:bottom w:val="single" w:sz="6" w:space="0" w:color="000000"/>
-              <w:right w:val="nil"/>
-            </w:tcBorders>
-          </w:tcPr>
-          <w:p>
-            <w:pPr>
-              <w:spacing w:before="20" w:after="20" w:line="260" w:lineRule="exact"/>
-              <w:ind w:firstLine="0"/>
+              <w:t xml:space="preserve">-value</w:t>
+            </w:r>
+          </w:p>
+        </w:tc>
+        <w:tc>
+          <w:tcPr/>
+          <w:p>
+            <w:pPr>
+              <w:pStyle w:val="Compact"/>
               <w:jc w:val="left"/>
             </w:pPr>
-            <w:r/>
             <w:r>
               <w:rPr>
-                <w:rFonts w:ascii="Times New Roman" w:hAnsi="Times New Roman"/>
                 <w:b/>
-                <w:sz w:val="20"/>
+                <w:bCs/>
               </w:rPr>
-              <w:t>Implication</w:t>
+              <w:t xml:space="preserve">Implication</w:t>
             </w:r>
           </w:p>
         </w:tc>
       </w:tr>
       <w:tr>
         <w:tc>
-          <w:tcPr>
-            <w:tcW w:type="dxa" w:w="2257"/>
-            <w:tcBorders>
-              <w:top w:val="nil"/>
-              <w:left w:val="nil"/>
-              <w:bottom w:val="nil"/>
-              <w:right w:val="nil"/>
-            </w:tcBorders>
-          </w:tcPr>
-          <w:p>
-            <w:pPr>
-              <w:spacing w:before="20" w:after="20" w:line="260" w:lineRule="exact"/>
-              <w:ind w:firstLine="0"/>
+          <w:tcPr/>
+          <w:p>
+            <w:pPr>
+              <w:pStyle w:val="Compact"/>
               <w:jc w:val="left"/>
             </w:pPr>
-            <w:r/>
-            <w:r>
-              <w:rPr>
-                <w:rFonts w:ascii="Times New Roman" w:hAnsi="Times New Roman"/>
-                <w:b w:val="0"/>
-                <w:sz w:val="20"/>
-              </w:rPr>
-              <w:t>Spatial segregation (E104)</w:t>
-            </w:r>
-          </w:p>
-        </w:tc>
-        <w:tc>
-          <w:tcPr>
-            <w:tcW w:type="dxa" w:w="2257"/>
-            <w:tcBorders>
-              <w:top w:val="nil"/>
-              <w:left w:val="nil"/>
-              <w:bottom w:val="nil"/>
-              <w:right w:val="nil"/>
-            </w:tcBorders>
-          </w:tcPr>
-          <w:p>
-            <w:pPr>
-              <w:spacing w:before="20" w:after="20" w:line="260" w:lineRule="exact"/>
-              <w:ind w:firstLine="0"/>
+            <w:r>
+              <w:t xml:space="preserve">Spatial segregation</w:t>
+            </w:r>
+          </w:p>
+        </w:tc>
+        <w:tc>
+          <w:tcPr/>
+          <w:p>
+            <w:pPr>
+              <w:pStyle w:val="Compact"/>
               <w:jc w:val="left"/>
             </w:pPr>
-            <w:r/>
-            <w:r>
-              <w:rPr>
-                <w:rFonts w:ascii="Times New Roman" w:hAnsi="Times New Roman"/>
-                <w:b w:val="0"/>
-                <w:sz w:val="20"/>
-              </w:rPr>
-              <w:t>Median gap = 13 km; MW U = 8,081</w:t>
-            </w:r>
-          </w:p>
-        </w:tc>
-        <w:tc>
-          <w:tcPr>
-            <w:tcW w:type="dxa" w:w="2257"/>
-            <w:tcBorders>
-              <w:top w:val="nil"/>
-              <w:left w:val="nil"/>
-              <w:bottom w:val="nil"/>
-              <w:right w:val="nil"/>
-            </w:tcBorders>
-          </w:tcPr>
-          <w:p>
-            <w:pPr>
-              <w:spacing w:before="20" w:after="20" w:line="260" w:lineRule="exact"/>
-              <w:ind w:firstLine="0"/>
-              <w:jc w:val="center"/>
-            </w:pPr>
-            <w:r/>
-            <w:r>
-              <w:rPr>
-                <w:rFonts w:ascii="Times New Roman" w:hAnsi="Times New Roman"/>
-                <w:b w:val="0"/>
-                <w:sz w:val="20"/>
-              </w:rPr>
-              <w:t>&lt; 0.000001</w:t>
-            </w:r>
-          </w:p>
-        </w:tc>
-        <w:tc>
-          <w:tcPr>
-            <w:tcW w:type="dxa" w:w="2257"/>
-            <w:tcBorders>
-              <w:top w:val="nil"/>
-              <w:left w:val="nil"/>
-              <w:bottom w:val="nil"/>
-              <w:right w:val="nil"/>
-            </w:tcBorders>
-          </w:tcPr>
-          <w:p>
-            <w:pPr>
-              <w:spacing w:before="20" w:after="20" w:line="260" w:lineRule="exact"/>
-              <w:ind w:firstLine="0"/>
+            <w:r>
+              <w:t xml:space="preserve">Median gap = 13 km</w:t>
+            </w:r>
+          </w:p>
+        </w:tc>
+        <w:tc>
+          <w:tcPr/>
+          <w:p>
+            <w:pPr>
+              <w:pStyle w:val="Compact"/>
               <w:jc w:val="left"/>
             </w:pPr>
-            <w:r/>
-            <w:r>
-              <w:rPr>
-                <w:rFonts w:ascii="Times New Roman" w:hAnsi="Times New Roman"/>
-                <w:b w:val="0"/>
-                <w:sz w:val="20"/>
-              </w:rPr>
-              <w:t>Candi and inscriptions occupy different zones</w:t>
+            <m:oMath>
+              <m:r>
+                <m:rPr>
+                  <m:sty m:val="p"/>
+                </m:rPr>
+                <m:t>&lt;</m:t>
+              </m:r>
+              <m:r>
+                <m:t>0.000001</m:t>
+              </m:r>
+            </m:oMath>
+          </w:p>
+        </w:tc>
+        <w:tc>
+          <w:tcPr/>
+          <w:p>
+            <w:pPr>
+              <w:pStyle w:val="Compact"/>
+              <w:jc w:val="left"/>
+            </w:pPr>
+            <w:r>
+              <w:t xml:space="preserve">Candi &amp; inscriptions</w:t>
             </w:r>
           </w:p>
         </w:tc>
       </w:tr>
       <w:tr>
         <w:tc>
-          <w:tcPr>
-            <w:tcW w:type="dxa" w:w="2257"/>
-            <w:tcBorders>
-              <w:top w:val="nil"/>
-              <w:left w:val="nil"/>
-              <w:bottom w:val="nil"/>
-              <w:right w:val="nil"/>
-            </w:tcBorders>
-          </w:tcPr>
-          <w:p>
-            <w:pPr>
-              <w:spacing w:before="20" w:after="20" w:line="260" w:lineRule="exact"/>
-              <w:ind w:firstLine="0"/>
+          <w:tcPr/>
+          <w:p>
+            <w:pPr>
+              <w:pStyle w:val="Compact"/>
               <w:jc w:val="left"/>
             </w:pPr>
-            <w:r/>
-            <w:r>
-              <w:rPr>
-                <w:rFonts w:ascii="Times New Roman" w:hAnsi="Times New Roman"/>
-                <w:b w:val="0"/>
-                <w:sz w:val="20"/>
-              </w:rPr>
-              <w:t>Elevation gradient (E100)</w:t>
-            </w:r>
-          </w:p>
-        </w:tc>
-        <w:tc>
-          <w:tcPr>
-            <w:tcW w:type="dxa" w:w="2257"/>
-            <w:tcBorders>
-              <w:top w:val="nil"/>
-              <w:left w:val="nil"/>
-              <w:bottom w:val="nil"/>
-              <w:right w:val="nil"/>
-            </w:tcBorders>
-          </w:tcPr>
-          <w:p>
-            <w:pPr>
-              <w:spacing w:before="20" w:after="20" w:line="260" w:lineRule="exact"/>
-              <w:ind w:firstLine="0"/>
+            <w:r>
+              <w:t xml:space="preserve">(E104)</w:t>
+            </w:r>
+          </w:p>
+        </w:tc>
+        <w:tc>
+          <w:tcPr/>
+          <w:p>
+            <w:pPr>
+              <w:pStyle w:val="Compact"/>
               <w:jc w:val="left"/>
             </w:pPr>
-            <w:r/>
-            <w:r>
-              <w:rPr>
-                <w:rFonts w:ascii="Times New Roman" w:hAnsi="Times New Roman"/>
-                <w:b w:val="0"/>
-                <w:sz w:val="20"/>
-              </w:rPr>
-              <w:t>Density 1.96 → 18.61; 9.5× increase</w:t>
-            </w:r>
-          </w:p>
-        </w:tc>
-        <w:tc>
-          <w:tcPr>
-            <w:tcW w:type="dxa" w:w="2257"/>
-            <w:tcBorders>
-              <w:top w:val="nil"/>
-              <w:left w:val="nil"/>
-              <w:bottom w:val="nil"/>
-              <w:right w:val="nil"/>
-            </w:tcBorders>
-          </w:tcPr>
-          <w:p>
-            <w:pPr>
-              <w:spacing w:before="20" w:after="20" w:line="260" w:lineRule="exact"/>
-              <w:ind w:firstLine="0"/>
-              <w:jc w:val="center"/>
-            </w:pPr>
-            <w:r/>
-            <w:r>
-              <w:rPr>
-                <w:rFonts w:ascii="Times New Roman" w:hAnsi="Times New Roman"/>
-                <w:b w:val="0"/>
-                <w:sz w:val="20"/>
-              </w:rPr>
-              <w:t>&lt; 0.000001</w:t>
-            </w:r>
-          </w:p>
-        </w:tc>
-        <w:tc>
-          <w:tcPr>
-            <w:tcW w:type="dxa" w:w="2257"/>
-            <w:tcBorders>
-              <w:top w:val="nil"/>
-              <w:left w:val="nil"/>
-              <w:bottom w:val="nil"/>
-              <w:right w:val="nil"/>
-            </w:tcBorders>
-          </w:tcPr>
-          <w:p>
-            <w:pPr>
-              <w:spacing w:before="20" w:after="20" w:line="260" w:lineRule="exact"/>
-              <w:ind w:firstLine="0"/>
+            <w:r>
+              <w:t xml:space="preserve">MW</w:t>
+            </w:r>
+            <w:r>
+              <w:t xml:space="preserve"> </w:t>
+            </w:r>
+            <m:oMath>
+              <m:r>
+                <m:t>U</m:t>
+              </m:r>
+              <m:r>
+                <m:rPr>
+                  <m:sty m:val="p"/>
+                </m:rPr>
+                <m:t>=</m:t>
+              </m:r>
+              <m:r>
+                <m:t>8081</m:t>
+              </m:r>
+            </m:oMath>
+          </w:p>
+        </w:tc>
+        <w:tc>
+          <w:tcPr/>
+          <w:p>
+            <w:pPr>
+              <w:pStyle w:val="Compact"/>
+            </w:pPr>
+          </w:p>
+        </w:tc>
+        <w:tc>
+          <w:tcPr/>
+          <w:p>
+            <w:pPr>
+              <w:pStyle w:val="Compact"/>
               <w:jc w:val="left"/>
             </w:pPr>
-            <w:r/>
-            <w:r>
-              <w:rPr>
-                <w:rFonts w:ascii="Times New Roman" w:hAnsi="Times New Roman"/>
-                <w:b w:val="0"/>
-                <w:sz w:val="20"/>
-              </w:rPr>
-              <w:t>Mountain sites = buried population tip</w:t>
+            <w:r>
+              <w:t xml:space="preserve">occupy different zones</w:t>
             </w:r>
           </w:p>
         </w:tc>
       </w:tr>
       <w:tr>
         <w:tc>
-          <w:tcPr>
-            <w:tcW w:type="dxa" w:w="2257"/>
-            <w:tcBorders>
-              <w:top w:val="nil"/>
-              <w:left w:val="nil"/>
-              <w:bottom w:val="nil"/>
-              <w:right w:val="nil"/>
-            </w:tcBorders>
-          </w:tcPr>
-          <w:p>
-            <w:pPr>
-              <w:spacing w:before="20" w:after="20" w:line="260" w:lineRule="exact"/>
-              <w:ind w:firstLine="0"/>
+          <w:tcPr/>
+          <w:p>
+            <w:pPr>
+              <w:pStyle w:val="Compact"/>
               <w:jc w:val="left"/>
             </w:pPr>
-            <w:r/>
-            <w:r>
-              <w:rPr>
-                <w:rFonts w:ascii="Times New Roman" w:hAnsi="Times New Roman"/>
-                <w:b w:val="0"/>
-                <w:sz w:val="20"/>
-              </w:rPr>
-              <w:t>Vocab × depth (E102)</w:t>
-            </w:r>
-          </w:p>
-        </w:tc>
-        <w:tc>
-          <w:tcPr>
-            <w:tcW w:type="dxa" w:w="2257"/>
-            <w:tcBorders>
-              <w:top w:val="nil"/>
-              <w:left w:val="nil"/>
-              <w:bottom w:val="nil"/>
-              <w:right w:val="nil"/>
-            </w:tcBorders>
-          </w:tcPr>
-          <w:p>
-            <w:pPr>
-              <w:spacing w:before="20" w:after="20" w:line="260" w:lineRule="exact"/>
-              <w:ind w:firstLine="0"/>
+            <w:r>
+              <w:t xml:space="preserve">Elevation gradient</w:t>
+            </w:r>
+          </w:p>
+        </w:tc>
+        <w:tc>
+          <w:tcPr/>
+          <w:p>
+            <w:pPr>
+              <w:pStyle w:val="Compact"/>
               <w:jc w:val="left"/>
             </w:pPr>
-            <w:r/>
-            <w:r>
-              <w:rPr>
-                <w:rFonts w:ascii="Times New Roman" w:hAnsi="Times New Roman"/>
-                <w:b w:val="0"/>
-                <w:sz w:val="20"/>
-              </w:rPr>
-              <w:t>ρ = 0.456 (partial); 5.8× jump</w:t>
-            </w:r>
-          </w:p>
-        </w:tc>
-        <w:tc>
-          <w:tcPr>
-            <w:tcW w:type="dxa" w:w="2257"/>
-            <w:tcBorders>
-              <w:top w:val="nil"/>
-              <w:left w:val="nil"/>
-              <w:bottom w:val="nil"/>
-              <w:right w:val="nil"/>
-            </w:tcBorders>
-          </w:tcPr>
-          <w:p>
-            <w:pPr>
-              <w:spacing w:before="20" w:after="20" w:line="260" w:lineRule="exact"/>
-              <w:ind w:firstLine="0"/>
-              <w:jc w:val="center"/>
-            </w:pPr>
-            <w:r/>
-            <w:r>
-              <w:rPr>
-                <w:rFonts w:ascii="Times New Roman" w:hAnsi="Times New Roman"/>
-                <w:b w:val="0"/>
-                <w:sz w:val="20"/>
-              </w:rPr>
-              <w:t>&lt; 0.0001</w:t>
-            </w:r>
-          </w:p>
-        </w:tc>
-        <w:tc>
-          <w:tcPr>
-            <w:tcW w:type="dxa" w:w="2257"/>
-            <w:tcBorders>
-              <w:top w:val="nil"/>
-              <w:left w:val="nil"/>
-              <w:bottom w:val="nil"/>
-              <w:right w:val="nil"/>
-            </w:tcBorders>
-          </w:tcPr>
-          <w:p>
-            <w:pPr>
-              <w:spacing w:before="20" w:after="20" w:line="260" w:lineRule="exact"/>
-              <w:ind w:firstLine="0"/>
+            <w:r>
+              <w:t xml:space="preserve">Density 1.96</w:t>
+            </w:r>
+            <w:r>
+              <w:t xml:space="preserve"> </w:t>
+            </w:r>
+            <m:oMath>
+              <m:r>
+                <m:rPr>
+                  <m:sty m:val="p"/>
+                </m:rPr>
+                <m:t>→</m:t>
+              </m:r>
+            </m:oMath>
+            <w:r>
+              <w:t xml:space="preserve"> </w:t>
+            </w:r>
+            <w:r>
+              <w:t xml:space="preserve">18.61</w:t>
+            </w:r>
+          </w:p>
+        </w:tc>
+        <w:tc>
+          <w:tcPr/>
+          <w:p>
+            <w:pPr>
+              <w:pStyle w:val="Compact"/>
               <w:jc w:val="left"/>
             </w:pPr>
-            <w:r/>
-            <w:r>
-              <w:rPr>
-                <w:rFonts w:ascii="Times New Roman" w:hAnsi="Times New Roman"/>
-                <w:b w:val="0"/>
-                <w:sz w:val="20"/>
-              </w:rPr>
-              <w:t>Burial hides indigenous content</w:t>
+            <m:oMath>
+              <m:r>
+                <m:rPr>
+                  <m:sty m:val="p"/>
+                </m:rPr>
+                <m:t>&lt;</m:t>
+              </m:r>
+              <m:r>
+                <m:t>0.000001</m:t>
+              </m:r>
+            </m:oMath>
+          </w:p>
+        </w:tc>
+        <w:tc>
+          <w:tcPr/>
+          <w:p>
+            <w:pPr>
+              <w:pStyle w:val="Compact"/>
+              <w:jc w:val="left"/>
+            </w:pPr>
+            <w:r>
+              <w:t xml:space="preserve">Mountain sites =</w:t>
             </w:r>
           </w:p>
         </w:tc>
       </w:tr>
       <w:tr>
         <w:tc>
-          <w:tcPr>
-            <w:tcW w:type="dxa" w:w="2257"/>
-            <w:tcBorders>
-              <w:top w:val="nil"/>
-              <w:left w:val="nil"/>
-              <w:bottom w:val="nil"/>
-              <w:right w:val="nil"/>
-            </w:tcBorders>
-          </w:tcPr>
-          <w:p>
-            <w:pPr>
-              <w:spacing w:before="20" w:after="20" w:line="260" w:lineRule="exact"/>
-              <w:ind w:firstLine="0"/>
+          <w:tcPr/>
+          <w:p>
+            <w:pPr>
+              <w:pStyle w:val="Compact"/>
               <w:jc w:val="left"/>
             </w:pPr>
-            <w:r/>
-            <w:r>
-              <w:rPr>
-                <w:rFonts w:ascii="Times New Roman" w:hAnsi="Times New Roman"/>
-                <w:b w:val="0"/>
-                <w:sz w:val="20"/>
-              </w:rPr>
-              <w:t>Court zone trend (E103)</w:t>
-            </w:r>
-          </w:p>
-        </w:tc>
-        <w:tc>
-          <w:tcPr>
-            <w:tcW w:type="dxa" w:w="2257"/>
-            <w:tcBorders>
-              <w:top w:val="nil"/>
-              <w:left w:val="nil"/>
-              <w:bottom w:val="nil"/>
-              <w:right w:val="nil"/>
-            </w:tcBorders>
-          </w:tcPr>
-          <w:p>
-            <w:pPr>
-              <w:spacing w:before="20" w:after="20" w:line="260" w:lineRule="exact"/>
-              <w:ind w:firstLine="0"/>
+            <w:r>
+              <w:t xml:space="preserve">(E100)</w:t>
+            </w:r>
+          </w:p>
+        </w:tc>
+        <w:tc>
+          <w:tcPr/>
+          <w:p>
+            <w:pPr>
+              <w:pStyle w:val="Compact"/>
               <w:jc w:val="left"/>
             </w:pPr>
-            <w:r/>
-            <w:r>
-              <w:rPr>
-                <w:rFonts w:ascii="Times New Roman" w:hAnsi="Times New Roman"/>
-                <w:b w:val="0"/>
-                <w:sz w:val="20"/>
-              </w:rPr>
-              <w:t>ρ = 0.781 (court only)</w:t>
-            </w:r>
-          </w:p>
-        </w:tc>
-        <w:tc>
-          <w:tcPr>
-            <w:tcW w:type="dxa" w:w="2257"/>
-            <w:tcBorders>
-              <w:top w:val="nil"/>
-              <w:left w:val="nil"/>
-              <w:bottom w:val="nil"/>
-              <w:right w:val="nil"/>
-            </w:tcBorders>
-          </w:tcPr>
-          <w:p>
-            <w:pPr>
-              <w:spacing w:before="20" w:after="20" w:line="260" w:lineRule="exact"/>
-              <w:ind w:firstLine="0"/>
-              <w:jc w:val="center"/>
-            </w:pPr>
-            <w:r/>
-            <w:r>
-              <w:rPr>
-                <w:rFonts w:ascii="Times New Roman" w:hAnsi="Times New Roman"/>
-                <w:b w:val="0"/>
-                <w:sz w:val="20"/>
-              </w:rPr>
-              <w:t>&lt; 0.0001</w:t>
-            </w:r>
-          </w:p>
-        </w:tc>
-        <w:tc>
-          <w:tcPr>
-            <w:tcW w:type="dxa" w:w="2257"/>
-            <w:tcBorders>
-              <w:top w:val="nil"/>
-              <w:left w:val="nil"/>
-              <w:bottom w:val="nil"/>
-              <w:right w:val="nil"/>
-            </w:tcBorders>
-          </w:tcPr>
-          <w:p>
-            <w:pPr>
-              <w:spacing w:before="20" w:after="20" w:line="260" w:lineRule="exact"/>
-              <w:ind w:firstLine="0"/>
+            <w:r>
+              <w:t xml:space="preserve">9.5</w:t>
+            </w:r>
+            <m:oMath>
+              <m:r>
+                <m:rPr>
+                  <m:sty m:val="p"/>
+                </m:rPr>
+                <m:t>×</m:t>
+              </m:r>
+            </m:oMath>
+            <w:r>
+              <w:t xml:space="preserve"> </w:t>
+            </w:r>
+            <w:r>
+              <w:t xml:space="preserve">increase</w:t>
+            </w:r>
+          </w:p>
+        </w:tc>
+        <w:tc>
+          <w:tcPr/>
+          <w:p>
+            <w:pPr>
+              <w:pStyle w:val="Compact"/>
+            </w:pPr>
+          </w:p>
+        </w:tc>
+        <w:tc>
+          <w:tcPr/>
+          <w:p>
+            <w:pPr>
+              <w:pStyle w:val="Compact"/>
               <w:jc w:val="left"/>
             </w:pPr>
-            <w:r/>
-            <w:r>
-              <w:rPr>
-                <w:rFonts w:ascii="Times New Roman" w:hAnsi="Times New Roman"/>
-                <w:b w:val="0"/>
-                <w:sz w:val="20"/>
-              </w:rPr>
-              <w:t>Indianization is zone-specific</w:t>
+            <w:r>
+              <w:t xml:space="preserve">buried population tip</w:t>
             </w:r>
           </w:p>
         </w:tc>
       </w:tr>
       <w:tr>
         <w:tc>
-          <w:tcPr>
-            <w:tcW w:type="dxa" w:w="2257"/>
-            <w:tcBorders>
-              <w:top w:val="nil"/>
-              <w:left w:val="nil"/>
-              <w:bottom w:val="single" w:sz="6" w:space="0" w:color="000000"/>
-              <w:right w:val="nil"/>
-            </w:tcBorders>
-          </w:tcPr>
-          <w:p>
-            <w:pPr>
-              <w:spacing w:before="20" w:after="20" w:line="260" w:lineRule="exact"/>
-              <w:ind w:firstLine="0"/>
+          <w:tcPr/>
+          <w:p>
+            <w:pPr>
+              <w:pStyle w:val="Compact"/>
               <w:jc w:val="left"/>
             </w:pPr>
-            <w:r/>
-            <w:r>
-              <w:rPr>
-                <w:rFonts w:ascii="Times New Roman" w:hAnsi="Times New Roman"/>
-                <w:b w:val="0"/>
-                <w:sz w:val="20"/>
-              </w:rPr>
-              <w:t>Post-929 relocation (E105)</w:t>
-            </w:r>
-          </w:p>
-        </w:tc>
-        <w:tc>
-          <w:tcPr>
-            <w:tcW w:type="dxa" w:w="2257"/>
-            <w:tcBorders>
-              <w:top w:val="nil"/>
-              <w:left w:val="nil"/>
-              <w:bottom w:val="single" w:sz="6" w:space="0" w:color="000000"/>
-              <w:right w:val="nil"/>
-            </w:tcBorders>
-          </w:tcPr>
-          <w:p>
-            <w:pPr>
-              <w:spacing w:before="20" w:after="20" w:line="260" w:lineRule="exact"/>
-              <w:ind w:firstLine="0"/>
+            <w:r>
+              <w:t xml:space="preserve">Vocab</w:t>
+            </w:r>
+            <w:r>
+              <w:t xml:space="preserve"> </w:t>
+            </w:r>
+            <m:oMath>
+              <m:r>
+                <m:rPr>
+                  <m:sty m:val="p"/>
+                </m:rPr>
+                <m:t>×</m:t>
+              </m:r>
+            </m:oMath>
+            <w:r>
+              <w:t xml:space="preserve"> </w:t>
+            </w:r>
+            <w:r>
+              <w:t xml:space="preserve">depth</w:t>
+            </w:r>
+          </w:p>
+        </w:tc>
+        <w:tc>
+          <w:tcPr/>
+          <w:p>
+            <w:pPr>
+              <w:pStyle w:val="Compact"/>
               <w:jc w:val="left"/>
             </w:pPr>
-            <w:r/>
-            <w:r>
-              <w:rPr>
-                <w:rFonts w:ascii="Times New Roman" w:hAnsi="Times New Roman"/>
-                <w:b w:val="0"/>
-                <w:sz w:val="20"/>
-              </w:rPr>
-              <w:t>91% Sanskrit → 89% indigenous</w:t>
-            </w:r>
-          </w:p>
-        </w:tc>
-        <w:tc>
-          <w:tcPr>
-            <w:tcW w:type="dxa" w:w="2257"/>
-            <w:tcBorders>
-              <w:top w:val="nil"/>
-              <w:left w:val="nil"/>
-              <w:bottom w:val="single" w:sz="6" w:space="0" w:color="000000"/>
-              <w:right w:val="nil"/>
-            </w:tcBorders>
-          </w:tcPr>
-          <w:p>
-            <w:pPr>
-              <w:spacing w:before="20" w:after="20" w:line="260" w:lineRule="exact"/>
-              <w:ind w:firstLine="0"/>
-              <w:jc w:val="center"/>
-            </w:pPr>
-            <w:r/>
-            <w:r>
-              <w:rPr>
-                <w:rFonts w:ascii="Times New Roman" w:hAnsi="Times New Roman"/>
-                <w:b w:val="0"/>
-                <w:sz w:val="20"/>
-              </w:rPr>
-              <w:t>–</w:t>
-            </w:r>
-          </w:p>
-        </w:tc>
-        <w:tc>
-          <w:tcPr>
-            <w:tcW w:type="dxa" w:w="2257"/>
-            <w:tcBorders>
-              <w:top w:val="nil"/>
-              <w:left w:val="nil"/>
-              <w:bottom w:val="single" w:sz="6" w:space="0" w:color="000000"/>
-              <w:right w:val="nil"/>
-            </w:tcBorders>
-          </w:tcPr>
-          <w:p>
-            <w:pPr>
-              <w:spacing w:before="20" w:after="20" w:line="260" w:lineRule="exact"/>
-              <w:ind w:firstLine="0"/>
+            <m:oMath>
+              <m:r>
+                <m:t>ρ</m:t>
+              </m:r>
+              <m:r>
+                <m:rPr>
+                  <m:sty m:val="p"/>
+                </m:rPr>
+                <m:t>=</m:t>
+              </m:r>
+              <m:r>
+                <m:t>0.456</m:t>
+              </m:r>
+            </m:oMath>
+            <w:r>
+              <w:t xml:space="preserve"> </w:t>
+            </w:r>
+            <w:r>
+              <w:t xml:space="preserve">(partial)</w:t>
+            </w:r>
+          </w:p>
+        </w:tc>
+        <w:tc>
+          <w:tcPr/>
+          <w:p>
+            <w:pPr>
+              <w:pStyle w:val="Compact"/>
               <w:jc w:val="left"/>
             </w:pPr>
-            <w:r/>
-            <w:r>
-              <w:rPr>
-                <w:rFonts w:ascii="Times New Roman" w:hAnsi="Times New Roman"/>
-                <w:b w:val="0"/>
-                <w:sz w:val="20"/>
-              </w:rPr>
-              <w:t>Collapse removes Sanskrit overlay</w:t>
+            <m:oMath>
+              <m:r>
+                <m:rPr>
+                  <m:sty m:val="p"/>
+                </m:rPr>
+                <m:t>&lt;</m:t>
+              </m:r>
+              <m:r>
+                <m:t>0.0001</m:t>
+              </m:r>
+            </m:oMath>
+          </w:p>
+        </w:tc>
+        <w:tc>
+          <w:tcPr/>
+          <w:p>
+            <w:pPr>
+              <w:pStyle w:val="Compact"/>
+              <w:jc w:val="left"/>
+            </w:pPr>
+            <w:r>
+              <w:t xml:space="preserve">Burial hides</w:t>
+            </w:r>
+          </w:p>
+        </w:tc>
+      </w:tr>
+      <w:tr>
+        <w:tc>
+          <w:tcPr/>
+          <w:p>
+            <w:pPr>
+              <w:pStyle w:val="Compact"/>
+              <w:jc w:val="left"/>
+            </w:pPr>
+            <w:r>
+              <w:t xml:space="preserve">(E102)</w:t>
+            </w:r>
+          </w:p>
+        </w:tc>
+        <w:tc>
+          <w:tcPr/>
+          <w:p>
+            <w:pPr>
+              <w:pStyle w:val="Compact"/>
+              <w:jc w:val="left"/>
+            </w:pPr>
+            <w:r>
+              <w:t xml:space="preserve">5.8</w:t>
+            </w:r>
+            <m:oMath>
+              <m:r>
+                <m:rPr>
+                  <m:sty m:val="p"/>
+                </m:rPr>
+                <m:t>×</m:t>
+              </m:r>
+            </m:oMath>
+            <w:r>
+              <w:t xml:space="preserve"> </w:t>
+            </w:r>
+            <w:r>
+              <w:t xml:space="preserve">jump</w:t>
+            </w:r>
+          </w:p>
+        </w:tc>
+        <w:tc>
+          <w:tcPr/>
+          <w:p>
+            <w:pPr>
+              <w:pStyle w:val="Compact"/>
+            </w:pPr>
+          </w:p>
+        </w:tc>
+        <w:tc>
+          <w:tcPr/>
+          <w:p>
+            <w:pPr>
+              <w:pStyle w:val="Compact"/>
+              <w:jc w:val="left"/>
+            </w:pPr>
+            <w:r>
+              <w:t xml:space="preserve">indigenous content</w:t>
+            </w:r>
+          </w:p>
+        </w:tc>
+      </w:tr>
+      <w:tr>
+        <w:tc>
+          <w:tcPr/>
+          <w:p>
+            <w:pPr>
+              <w:pStyle w:val="Compact"/>
+              <w:jc w:val="left"/>
+            </w:pPr>
+            <w:r>
+              <w:t xml:space="preserve">Court zone trend</w:t>
+            </w:r>
+          </w:p>
+        </w:tc>
+        <w:tc>
+          <w:tcPr/>
+          <w:p>
+            <w:pPr>
+              <w:pStyle w:val="Compact"/>
+              <w:jc w:val="left"/>
+            </w:pPr>
+            <m:oMath>
+              <m:r>
+                <m:t>ρ</m:t>
+              </m:r>
+              <m:r>
+                <m:rPr>
+                  <m:sty m:val="p"/>
+                </m:rPr>
+                <m:t>=</m:t>
+              </m:r>
+              <m:r>
+                <m:t>0.781</m:t>
+              </m:r>
+            </m:oMath>
+          </w:p>
+        </w:tc>
+        <w:tc>
+          <w:tcPr/>
+          <w:p>
+            <w:pPr>
+              <w:pStyle w:val="Compact"/>
+              <w:jc w:val="left"/>
+            </w:pPr>
+            <m:oMath>
+              <m:r>
+                <m:rPr>
+                  <m:sty m:val="p"/>
+                </m:rPr>
+                <m:t>&lt;</m:t>
+              </m:r>
+              <m:r>
+                <m:t>0.0001</m:t>
+              </m:r>
+            </m:oMath>
+          </w:p>
+        </w:tc>
+        <w:tc>
+          <w:tcPr/>
+          <w:p>
+            <w:pPr>
+              <w:pStyle w:val="Compact"/>
+              <w:jc w:val="left"/>
+            </w:pPr>
+            <w:r>
+              <w:t xml:space="preserve">Indianization is</w:t>
+            </w:r>
+          </w:p>
+        </w:tc>
+      </w:tr>
+      <w:tr>
+        <w:tc>
+          <w:tcPr/>
+          <w:p>
+            <w:pPr>
+              <w:pStyle w:val="Compact"/>
+              <w:jc w:val="left"/>
+            </w:pPr>
+            <w:r>
+              <w:t xml:space="preserve">(E103)</w:t>
+            </w:r>
+          </w:p>
+        </w:tc>
+        <w:tc>
+          <w:tcPr/>
+          <w:p>
+            <w:pPr>
+              <w:pStyle w:val="Compact"/>
+              <w:jc w:val="left"/>
+            </w:pPr>
+            <w:r>
+              <w:t xml:space="preserve">(court only)</w:t>
+            </w:r>
+          </w:p>
+        </w:tc>
+        <w:tc>
+          <w:tcPr/>
+          <w:p>
+            <w:pPr>
+              <w:pStyle w:val="Compact"/>
+            </w:pPr>
+          </w:p>
+        </w:tc>
+        <w:tc>
+          <w:tcPr/>
+          <w:p>
+            <w:pPr>
+              <w:pStyle w:val="Compact"/>
+              <w:jc w:val="left"/>
+            </w:pPr>
+            <w:r>
+              <w:t xml:space="preserve">zone-specific</w:t>
+            </w:r>
+          </w:p>
+        </w:tc>
+      </w:tr>
+      <w:tr>
+        <w:tc>
+          <w:tcPr/>
+          <w:p>
+            <w:pPr>
+              <w:pStyle w:val="Compact"/>
+              <w:jc w:val="left"/>
+            </w:pPr>
+            <w:r>
+              <w:t xml:space="preserve">Post-929 relocation</w:t>
+            </w:r>
+          </w:p>
+        </w:tc>
+        <w:tc>
+          <w:tcPr/>
+          <w:p>
+            <w:pPr>
+              <w:pStyle w:val="Compact"/>
+              <w:jc w:val="left"/>
+            </w:pPr>
+            <w:r>
+              <w:t xml:space="preserve">91% Sanskrit</w:t>
+            </w:r>
+            <w:r>
+              <w:t xml:space="preserve"> </w:t>
+            </w:r>
+            <m:oMath>
+              <m:r>
+                <m:rPr>
+                  <m:sty m:val="p"/>
+                </m:rPr>
+                <m:t>→</m:t>
+              </m:r>
+            </m:oMath>
+          </w:p>
+        </w:tc>
+        <w:tc>
+          <w:tcPr/>
+          <w:p>
+            <w:pPr>
+              <w:pStyle w:val="Compact"/>
+              <w:jc w:val="left"/>
+            </w:pPr>
+            <w:r>
+              <w:t xml:space="preserve">–</w:t>
+            </w:r>
+          </w:p>
+        </w:tc>
+        <w:tc>
+          <w:tcPr/>
+          <w:p>
+            <w:pPr>
+              <w:pStyle w:val="Compact"/>
+              <w:jc w:val="left"/>
+            </w:pPr>
+            <w:r>
+              <w:t xml:space="preserve">Collapse removes</w:t>
+            </w:r>
+          </w:p>
+        </w:tc>
+      </w:tr>
+      <w:tr>
+        <w:tc>
+          <w:tcPr/>
+          <w:p>
+            <w:pPr>
+              <w:pStyle w:val="Compact"/>
+              <w:jc w:val="left"/>
+            </w:pPr>
+            <w:r>
+              <w:t xml:space="preserve">(E105)</w:t>
+            </w:r>
+          </w:p>
+        </w:tc>
+        <w:tc>
+          <w:tcPr/>
+          <w:p>
+            <w:pPr>
+              <w:pStyle w:val="Compact"/>
+              <w:jc w:val="left"/>
+            </w:pPr>
+            <w:r>
+              <w:t xml:space="preserve">89% indigenous</w:t>
+            </w:r>
+          </w:p>
+        </w:tc>
+        <w:tc>
+          <w:tcPr/>
+          <w:p>
+            <w:pPr>
+              <w:pStyle w:val="Compact"/>
+            </w:pPr>
+          </w:p>
+        </w:tc>
+        <w:tc>
+          <w:tcPr/>
+          <w:p>
+            <w:pPr>
+              <w:pStyle w:val="Compact"/>
+              <w:jc w:val="left"/>
+            </w:pPr>
+            <w:r>
+              <w:t xml:space="preserve">Sanskrit overlay</w:t>
             </w:r>
           </w:p>
         </w:tc>
@@ -2211,1108 +2256,538 @@
     </w:p>
     <w:tbl>
       <w:tblPr>
+        <w:tblStyle w:val="Table"/>
         <w:tblW w:type="auto" w:w="0"/>
-        <w:jc w:val="center"/>
-        <w:tblLook w:firstColumn="1" w:firstRow="1" w:lastColumn="0" w:lastRow="0" w:noHBand="0" w:noVBand="1" w:val="04A0"/>
+        <w:tblLook w:firstRow="1" w:lastRow="0" w:firstColumn="0" w:lastColumn="0" w:noHBand="0" w:noVBand="0" w:val="0020"/>
+        <w:tblCaption w:val="Distribution of candi and inscriptions by volcanic distance zone."/>
       </w:tblPr>
       <w:tblGrid>
-        <w:gridCol w:w="1806"/>
-        <w:gridCol w:w="1806"/>
-        <w:gridCol w:w="1806"/>
-        <w:gridCol w:w="1806"/>
-        <w:gridCol w:w="1806"/>
+        <w:gridCol w:w="1584"/>
+        <w:gridCol w:w="1584"/>
+        <w:gridCol w:w="1584"/>
+        <w:gridCol w:w="1584"/>
+        <w:gridCol w:w="1584"/>
       </w:tblGrid>
       <w:tr>
-        <w:tc>
-          <w:tcPr>
-            <w:tcW w:type="dxa" w:w="1806"/>
-            <w:tcBorders>
-              <w:top w:val="single" w:sz="6" w:space="0" w:color="000000"/>
-              <w:left w:val="nil"/>
-              <w:bottom w:val="single" w:sz="6" w:space="0" w:color="000000"/>
-              <w:right w:val="nil"/>
-            </w:tcBorders>
-          </w:tcPr>
-          <w:p>
-            <w:pPr>
-              <w:spacing w:before="20" w:after="20" w:line="260" w:lineRule="exact"/>
-              <w:ind w:firstLine="0"/>
+        <w:trPr>
+          <w:tblHeader w:val="on"/>
+        </w:trPr>
+        <w:tc>
+          <w:tcPr/>
+          <w:p>
+            <w:pPr>
+              <w:pStyle w:val="Compact"/>
               <w:jc w:val="left"/>
             </w:pPr>
-            <w:r/>
             <w:r>
               <w:rPr>
-                <w:rFonts w:ascii="Times New Roman" w:hAnsi="Times New Roman"/>
                 <w:b/>
-                <w:sz w:val="20"/>
+                <w:bCs/>
               </w:rPr>
-              <w:t>Zone</w:t>
-            </w:r>
-          </w:p>
-        </w:tc>
-        <w:tc>
-          <w:tcPr>
-            <w:tcW w:type="dxa" w:w="1806"/>
-            <w:tcBorders>
-              <w:top w:val="single" w:sz="6" w:space="0" w:color="000000"/>
-              <w:left w:val="nil"/>
-              <w:bottom w:val="single" w:sz="6" w:space="0" w:color="000000"/>
-              <w:right w:val="nil"/>
-            </w:tcBorders>
-          </w:tcPr>
-          <w:p>
-            <w:pPr>
-              <w:spacing w:before="20" w:after="20" w:line="260" w:lineRule="exact"/>
-              <w:ind w:firstLine="0"/>
-              <w:jc w:val="center"/>
-            </w:pPr>
-            <w:r/>
+              <w:t xml:space="preserve">Zone</w:t>
+            </w:r>
+          </w:p>
+        </w:tc>
+        <w:tc>
+          <w:tcPr/>
+          <w:p>
+            <w:pPr>
+              <w:pStyle w:val="Compact"/>
+              <w:jc w:val="right"/>
+            </w:pPr>
             <w:r>
               <w:rPr>
-                <w:rFonts w:ascii="Times New Roman" w:hAnsi="Times New Roman"/>
                 <w:b/>
-                <w:sz w:val="20"/>
+                <w:bCs/>
               </w:rPr>
-              <w:t>Candi</w:t>
-            </w:r>
-          </w:p>
-        </w:tc>
-        <w:tc>
-          <w:tcPr>
-            <w:tcW w:type="dxa" w:w="1806"/>
-            <w:tcBorders>
-              <w:top w:val="single" w:sz="6" w:space="0" w:color="000000"/>
-              <w:left w:val="nil"/>
-              <w:bottom w:val="single" w:sz="6" w:space="0" w:color="000000"/>
-              <w:right w:val="nil"/>
-            </w:tcBorders>
-          </w:tcPr>
-          <w:p>
-            <w:pPr>
-              <w:spacing w:before="20" w:after="20" w:line="260" w:lineRule="exact"/>
-              <w:ind w:firstLine="0"/>
-              <w:jc w:val="center"/>
-            </w:pPr>
-            <w:r/>
+              <w:t xml:space="preserve">Candi</w:t>
+            </w:r>
+          </w:p>
+        </w:tc>
+        <w:tc>
+          <w:tcPr/>
+          <w:p>
+            <w:pPr>
+              <w:pStyle w:val="Compact"/>
+              <w:jc w:val="right"/>
+            </w:pPr>
             <w:r>
               <w:rPr>
-                <w:rFonts w:ascii="Times New Roman" w:hAnsi="Times New Roman"/>
                 <w:b/>
-                <w:sz w:val="20"/>
+                <w:bCs/>
               </w:rPr>
-              <w:t>%</w:t>
-            </w:r>
-          </w:p>
-        </w:tc>
-        <w:tc>
-          <w:tcPr>
-            <w:tcW w:type="dxa" w:w="1806"/>
-            <w:tcBorders>
-              <w:top w:val="single" w:sz="6" w:space="0" w:color="000000"/>
-              <w:left w:val="nil"/>
-              <w:bottom w:val="single" w:sz="6" w:space="0" w:color="000000"/>
-              <w:right w:val="nil"/>
-            </w:tcBorders>
-          </w:tcPr>
-          <w:p>
-            <w:pPr>
-              <w:spacing w:before="20" w:after="20" w:line="260" w:lineRule="exact"/>
-              <w:ind w:firstLine="0"/>
-              <w:jc w:val="center"/>
-            </w:pPr>
-            <w:r/>
+              <w:t xml:space="preserve">%</w:t>
+            </w:r>
+          </w:p>
+        </w:tc>
+        <w:tc>
+          <w:tcPr/>
+          <w:p>
+            <w:pPr>
+              <w:pStyle w:val="Compact"/>
+              <w:jc w:val="right"/>
+            </w:pPr>
             <w:r>
               <w:rPr>
-                <w:rFonts w:ascii="Times New Roman" w:hAnsi="Times New Roman"/>
                 <w:b/>
-                <w:sz w:val="20"/>
+                <w:bCs/>
               </w:rPr>
-              <w:t>Inscriptions</w:t>
-            </w:r>
-          </w:p>
-        </w:tc>
-        <w:tc>
-          <w:tcPr>
-            <w:tcW w:type="dxa" w:w="1806"/>
-            <w:tcBorders>
-              <w:top w:val="single" w:sz="6" w:space="0" w:color="000000"/>
-              <w:left w:val="nil"/>
-              <w:bottom w:val="single" w:sz="6" w:space="0" w:color="000000"/>
-              <w:right w:val="nil"/>
-            </w:tcBorders>
-          </w:tcPr>
-          <w:p>
-            <w:pPr>
-              <w:spacing w:before="20" w:after="20" w:line="260" w:lineRule="exact"/>
-              <w:ind w:firstLine="0"/>
-              <w:jc w:val="center"/>
-            </w:pPr>
-            <w:r/>
+              <w:t xml:space="preserve">Inscriptions</w:t>
+            </w:r>
+          </w:p>
+        </w:tc>
+        <w:tc>
+          <w:tcPr/>
+          <w:p>
+            <w:pPr>
+              <w:pStyle w:val="Compact"/>
+              <w:jc w:val="right"/>
+            </w:pPr>
             <w:r>
               <w:rPr>
-                <w:rFonts w:ascii="Times New Roman" w:hAnsi="Times New Roman"/>
                 <w:b/>
-                <w:sz w:val="20"/>
+                <w:bCs/>
               </w:rPr>
-              <w:t>%</w:t>
+              <w:t xml:space="preserve">%</w:t>
             </w:r>
           </w:p>
         </w:tc>
       </w:tr>
       <w:tr>
         <w:tc>
-          <w:tcPr>
-            <w:tcW w:type="dxa" w:w="1806"/>
-            <w:tcBorders>
-              <w:top w:val="nil"/>
-              <w:left w:val="nil"/>
-              <w:bottom w:val="nil"/>
-              <w:right w:val="nil"/>
-            </w:tcBorders>
-          </w:tcPr>
-          <w:p>
-            <w:pPr>
-              <w:spacing w:before="20" w:after="20" w:line="260" w:lineRule="exact"/>
-              <w:ind w:firstLine="0"/>
+          <w:tcPr/>
+          <w:p>
+            <w:pPr>
+              <w:pStyle w:val="Compact"/>
               <w:jc w:val="left"/>
             </w:pPr>
-            <w:r/>
-            <w:r>
-              <w:rPr>
-                <w:rFonts w:ascii="Times New Roman" w:hAnsi="Times New Roman"/>
-                <w:b w:val="0"/>
-                <w:sz w:val="20"/>
-              </w:rPr>
-              <w:t>0–10 km</w:t>
-            </w:r>
-          </w:p>
-        </w:tc>
-        <w:tc>
-          <w:tcPr>
-            <w:tcW w:type="dxa" w:w="1806"/>
-            <w:tcBorders>
-              <w:top w:val="nil"/>
-              <w:left w:val="nil"/>
-              <w:bottom w:val="nil"/>
-              <w:right w:val="nil"/>
-            </w:tcBorders>
-          </w:tcPr>
-          <w:p>
-            <w:pPr>
-              <w:spacing w:before="20" w:after="20" w:line="260" w:lineRule="exact"/>
-              <w:ind w:firstLine="0"/>
-              <w:jc w:val="center"/>
-            </w:pPr>
-            <w:r/>
-            <w:r>
-              <w:rPr>
-                <w:rFonts w:ascii="Times New Roman" w:hAnsi="Times New Roman"/>
-                <w:b w:val="0"/>
-                <w:sz w:val="20"/>
-              </w:rPr>
-              <w:t>60</w:t>
-            </w:r>
-          </w:p>
-        </w:tc>
-        <w:tc>
-          <w:tcPr>
-            <w:tcW w:type="dxa" w:w="1806"/>
-            <w:tcBorders>
-              <w:top w:val="nil"/>
-              <w:left w:val="nil"/>
-              <w:bottom w:val="nil"/>
-              <w:right w:val="nil"/>
-            </w:tcBorders>
-          </w:tcPr>
-          <w:p>
-            <w:pPr>
-              <w:spacing w:before="20" w:after="20" w:line="260" w:lineRule="exact"/>
-              <w:ind w:firstLine="0"/>
-              <w:jc w:val="center"/>
-            </w:pPr>
-            <w:r/>
-            <w:r>
-              <w:rPr>
-                <w:rFonts w:ascii="Times New Roman" w:hAnsi="Times New Roman"/>
-                <w:b w:val="0"/>
-                <w:sz w:val="20"/>
-              </w:rPr>
-              <w:t>42.3</w:t>
-            </w:r>
-          </w:p>
-        </w:tc>
-        <w:tc>
-          <w:tcPr>
-            <w:tcW w:type="dxa" w:w="1806"/>
-            <w:tcBorders>
-              <w:top w:val="nil"/>
-              <w:left w:val="nil"/>
-              <w:bottom w:val="nil"/>
-              <w:right w:val="nil"/>
-            </w:tcBorders>
-          </w:tcPr>
-          <w:p>
-            <w:pPr>
-              <w:spacing w:before="20" w:after="20" w:line="260" w:lineRule="exact"/>
-              <w:ind w:firstLine="0"/>
-              <w:jc w:val="center"/>
-            </w:pPr>
-            <w:r/>
-            <w:r>
-              <w:rPr>
-                <w:rFonts w:ascii="Times New Roman" w:hAnsi="Times New Roman"/>
-                <w:b w:val="0"/>
-                <w:sz w:val="20"/>
-              </w:rPr>
-              <w:t>22</w:t>
-            </w:r>
-          </w:p>
-        </w:tc>
-        <w:tc>
-          <w:tcPr>
-            <w:tcW w:type="dxa" w:w="1806"/>
-            <w:tcBorders>
-              <w:top w:val="nil"/>
-              <w:left w:val="nil"/>
-              <w:bottom w:val="nil"/>
-              <w:right w:val="nil"/>
-            </w:tcBorders>
-          </w:tcPr>
-          <w:p>
-            <w:pPr>
-              <w:spacing w:before="20" w:after="20" w:line="260" w:lineRule="exact"/>
-              <w:ind w:firstLine="0"/>
-              <w:jc w:val="center"/>
-            </w:pPr>
-            <w:r/>
-            <w:r>
-              <w:rPr>
-                <w:rFonts w:ascii="Times New Roman" w:hAnsi="Times New Roman"/>
-                <w:b w:val="0"/>
-                <w:sz w:val="20"/>
-              </w:rPr>
-              <w:t>12.5</w:t>
+            <w:r>
+              <w:t xml:space="preserve">0–10 km</w:t>
+            </w:r>
+          </w:p>
+        </w:tc>
+        <w:tc>
+          <w:tcPr/>
+          <w:p>
+            <w:pPr>
+              <w:pStyle w:val="Compact"/>
+              <w:jc w:val="right"/>
+            </w:pPr>
+            <w:r>
+              <w:t xml:space="preserve">60</w:t>
+            </w:r>
+          </w:p>
+        </w:tc>
+        <w:tc>
+          <w:tcPr/>
+          <w:p>
+            <w:pPr>
+              <w:pStyle w:val="Compact"/>
+              <w:jc w:val="right"/>
+            </w:pPr>
+            <w:r>
+              <w:t xml:space="preserve">42.3</w:t>
+            </w:r>
+          </w:p>
+        </w:tc>
+        <w:tc>
+          <w:tcPr/>
+          <w:p>
+            <w:pPr>
+              <w:pStyle w:val="Compact"/>
+              <w:jc w:val="right"/>
+            </w:pPr>
+            <w:r>
+              <w:t xml:space="preserve">22</w:t>
+            </w:r>
+          </w:p>
+        </w:tc>
+        <w:tc>
+          <w:tcPr/>
+          <w:p>
+            <w:pPr>
+              <w:pStyle w:val="Compact"/>
+              <w:jc w:val="right"/>
+            </w:pPr>
+            <w:r>
+              <w:t xml:space="preserve">12.5</w:t>
             </w:r>
           </w:p>
         </w:tc>
       </w:tr>
       <w:tr>
         <w:tc>
-          <w:tcPr>
-            <w:tcW w:type="dxa" w:w="1806"/>
-            <w:tcBorders>
-              <w:top w:val="nil"/>
-              <w:left w:val="nil"/>
-              <w:bottom w:val="nil"/>
-              <w:right w:val="nil"/>
-            </w:tcBorders>
-          </w:tcPr>
-          <w:p>
-            <w:pPr>
-              <w:spacing w:before="20" w:after="20" w:line="260" w:lineRule="exact"/>
-              <w:ind w:firstLine="0"/>
+          <w:tcPr/>
+          <w:p>
+            <w:pPr>
+              <w:pStyle w:val="Compact"/>
               <w:jc w:val="left"/>
             </w:pPr>
-            <w:r/>
-            <w:r>
-              <w:rPr>
-                <w:rFonts w:ascii="Times New Roman" w:hAnsi="Times New Roman"/>
-                <w:b w:val="0"/>
-                <w:sz w:val="20"/>
-              </w:rPr>
-              <w:t>10–20 km</w:t>
-            </w:r>
-          </w:p>
-        </w:tc>
-        <w:tc>
-          <w:tcPr>
-            <w:tcW w:type="dxa" w:w="1806"/>
-            <w:tcBorders>
-              <w:top w:val="nil"/>
-              <w:left w:val="nil"/>
-              <w:bottom w:val="nil"/>
-              <w:right w:val="nil"/>
-            </w:tcBorders>
-          </w:tcPr>
-          <w:p>
-            <w:pPr>
-              <w:spacing w:before="20" w:after="20" w:line="260" w:lineRule="exact"/>
-              <w:ind w:firstLine="0"/>
-              <w:jc w:val="center"/>
-            </w:pPr>
-            <w:r/>
-            <w:r>
-              <w:rPr>
-                <w:rFonts w:ascii="Times New Roman" w:hAnsi="Times New Roman"/>
-                <w:b w:val="0"/>
-                <w:sz w:val="20"/>
-              </w:rPr>
-              <w:t>21</w:t>
-            </w:r>
-          </w:p>
-        </w:tc>
-        <w:tc>
-          <w:tcPr>
-            <w:tcW w:type="dxa" w:w="1806"/>
-            <w:tcBorders>
-              <w:top w:val="nil"/>
-              <w:left w:val="nil"/>
-              <w:bottom w:val="nil"/>
-              <w:right w:val="nil"/>
-            </w:tcBorders>
-          </w:tcPr>
-          <w:p>
-            <w:pPr>
-              <w:spacing w:before="20" w:after="20" w:line="260" w:lineRule="exact"/>
-              <w:ind w:firstLine="0"/>
-              <w:jc w:val="center"/>
-            </w:pPr>
-            <w:r/>
-            <w:r>
-              <w:rPr>
-                <w:rFonts w:ascii="Times New Roman" w:hAnsi="Times New Roman"/>
-                <w:b w:val="0"/>
-                <w:sz w:val="20"/>
-              </w:rPr>
-              <w:t>14.8</w:t>
-            </w:r>
-          </w:p>
-        </w:tc>
-        <w:tc>
-          <w:tcPr>
-            <w:tcW w:type="dxa" w:w="1806"/>
-            <w:tcBorders>
-              <w:top w:val="nil"/>
-              <w:left w:val="nil"/>
-              <w:bottom w:val="nil"/>
-              <w:right w:val="nil"/>
-            </w:tcBorders>
-          </w:tcPr>
-          <w:p>
-            <w:pPr>
-              <w:spacing w:before="20" w:after="20" w:line="260" w:lineRule="exact"/>
-              <w:ind w:firstLine="0"/>
-              <w:jc w:val="center"/>
-            </w:pPr>
-            <w:r/>
-            <w:r>
-              <w:rPr>
-                <w:rFonts w:ascii="Times New Roman" w:hAnsi="Times New Roman"/>
-                <w:b w:val="0"/>
-                <w:sz w:val="20"/>
-              </w:rPr>
-              <w:t>46</w:t>
-            </w:r>
-          </w:p>
-        </w:tc>
-        <w:tc>
-          <w:tcPr>
-            <w:tcW w:type="dxa" w:w="1806"/>
-            <w:tcBorders>
-              <w:top w:val="nil"/>
-              <w:left w:val="nil"/>
-              <w:bottom w:val="nil"/>
-              <w:right w:val="nil"/>
-            </w:tcBorders>
-          </w:tcPr>
-          <w:p>
-            <w:pPr>
-              <w:spacing w:before="20" w:after="20" w:line="260" w:lineRule="exact"/>
-              <w:ind w:firstLine="0"/>
-              <w:jc w:val="center"/>
-            </w:pPr>
-            <w:r/>
-            <w:r>
-              <w:rPr>
-                <w:rFonts w:ascii="Times New Roman" w:hAnsi="Times New Roman"/>
-                <w:b w:val="0"/>
-                <w:sz w:val="20"/>
-              </w:rPr>
-              <w:t>26.1</w:t>
+            <w:r>
+              <w:t xml:space="preserve">10–20 km</w:t>
+            </w:r>
+          </w:p>
+        </w:tc>
+        <w:tc>
+          <w:tcPr/>
+          <w:p>
+            <w:pPr>
+              <w:pStyle w:val="Compact"/>
+              <w:jc w:val="right"/>
+            </w:pPr>
+            <w:r>
+              <w:t xml:space="preserve">21</w:t>
+            </w:r>
+          </w:p>
+        </w:tc>
+        <w:tc>
+          <w:tcPr/>
+          <w:p>
+            <w:pPr>
+              <w:pStyle w:val="Compact"/>
+              <w:jc w:val="right"/>
+            </w:pPr>
+            <w:r>
+              <w:t xml:space="preserve">14.8</w:t>
+            </w:r>
+          </w:p>
+        </w:tc>
+        <w:tc>
+          <w:tcPr/>
+          <w:p>
+            <w:pPr>
+              <w:pStyle w:val="Compact"/>
+              <w:jc w:val="right"/>
+            </w:pPr>
+            <w:r>
+              <w:t xml:space="preserve">46</w:t>
+            </w:r>
+          </w:p>
+        </w:tc>
+        <w:tc>
+          <w:tcPr/>
+          <w:p>
+            <w:pPr>
+              <w:pStyle w:val="Compact"/>
+              <w:jc w:val="right"/>
+            </w:pPr>
+            <w:r>
+              <w:t xml:space="preserve">26.1</w:t>
             </w:r>
           </w:p>
         </w:tc>
       </w:tr>
       <w:tr>
         <w:tc>
-          <w:tcPr>
-            <w:tcW w:type="dxa" w:w="1806"/>
-            <w:tcBorders>
-              <w:top w:val="nil"/>
-              <w:left w:val="nil"/>
-              <w:bottom w:val="nil"/>
-              <w:right w:val="nil"/>
-            </w:tcBorders>
-          </w:tcPr>
-          <w:p>
-            <w:pPr>
-              <w:spacing w:before="20" w:after="20" w:line="260" w:lineRule="exact"/>
-              <w:ind w:firstLine="0"/>
+          <w:tcPr/>
+          <w:p>
+            <w:pPr>
+              <w:pStyle w:val="Compact"/>
               <w:jc w:val="left"/>
             </w:pPr>
-            <w:r/>
-            <w:r>
-              <w:rPr>
-                <w:rFonts w:ascii="Times New Roman" w:hAnsi="Times New Roman"/>
-                <w:b w:val="0"/>
-                <w:sz w:val="20"/>
-              </w:rPr>
-              <w:t>20–30 km</w:t>
-            </w:r>
-          </w:p>
-        </w:tc>
-        <w:tc>
-          <w:tcPr>
-            <w:tcW w:type="dxa" w:w="1806"/>
-            <w:tcBorders>
-              <w:top w:val="nil"/>
-              <w:left w:val="nil"/>
-              <w:bottom w:val="nil"/>
-              <w:right w:val="nil"/>
-            </w:tcBorders>
-          </w:tcPr>
-          <w:p>
-            <w:pPr>
-              <w:spacing w:before="20" w:after="20" w:line="260" w:lineRule="exact"/>
-              <w:ind w:firstLine="0"/>
-              <w:jc w:val="center"/>
-            </w:pPr>
-            <w:r/>
-            <w:r>
-              <w:rPr>
-                <w:rFonts w:ascii="Times New Roman" w:hAnsi="Times New Roman"/>
-                <w:b w:val="0"/>
-                <w:sz w:val="20"/>
-              </w:rPr>
-              <w:t>44</w:t>
-            </w:r>
-          </w:p>
-        </w:tc>
-        <w:tc>
-          <w:tcPr>
-            <w:tcW w:type="dxa" w:w="1806"/>
-            <w:tcBorders>
-              <w:top w:val="nil"/>
-              <w:left w:val="nil"/>
-              <w:bottom w:val="nil"/>
-              <w:right w:val="nil"/>
-            </w:tcBorders>
-          </w:tcPr>
-          <w:p>
-            <w:pPr>
-              <w:spacing w:before="20" w:after="20" w:line="260" w:lineRule="exact"/>
-              <w:ind w:firstLine="0"/>
-              <w:jc w:val="center"/>
-            </w:pPr>
-            <w:r/>
-            <w:r>
-              <w:rPr>
-                <w:rFonts w:ascii="Times New Roman" w:hAnsi="Times New Roman"/>
-                <w:b w:val="0"/>
-                <w:sz w:val="20"/>
-              </w:rPr>
-              <w:t>31.0</w:t>
-            </w:r>
-          </w:p>
-        </w:tc>
-        <w:tc>
-          <w:tcPr>
-            <w:tcW w:type="dxa" w:w="1806"/>
-            <w:tcBorders>
-              <w:top w:val="nil"/>
-              <w:left w:val="nil"/>
-              <w:bottom w:val="nil"/>
-              <w:right w:val="nil"/>
-            </w:tcBorders>
-          </w:tcPr>
-          <w:p>
-            <w:pPr>
-              <w:spacing w:before="20" w:after="20" w:line="260" w:lineRule="exact"/>
-              <w:ind w:firstLine="0"/>
-              <w:jc w:val="center"/>
-            </w:pPr>
-            <w:r/>
-            <w:r>
-              <w:rPr>
-                <w:rFonts w:ascii="Times New Roman" w:hAnsi="Times New Roman"/>
-                <w:b w:val="0"/>
-                <w:sz w:val="20"/>
-              </w:rPr>
-              <w:t>69</w:t>
-            </w:r>
-          </w:p>
-        </w:tc>
-        <w:tc>
-          <w:tcPr>
-            <w:tcW w:type="dxa" w:w="1806"/>
-            <w:tcBorders>
-              <w:top w:val="nil"/>
-              <w:left w:val="nil"/>
-              <w:bottom w:val="nil"/>
-              <w:right w:val="nil"/>
-            </w:tcBorders>
-          </w:tcPr>
-          <w:p>
-            <w:pPr>
-              <w:spacing w:before="20" w:after="20" w:line="260" w:lineRule="exact"/>
-              <w:ind w:firstLine="0"/>
-              <w:jc w:val="center"/>
-            </w:pPr>
-            <w:r/>
-            <w:r>
-              <w:rPr>
-                <w:rFonts w:ascii="Times New Roman" w:hAnsi="Times New Roman"/>
-                <w:b w:val="0"/>
-                <w:sz w:val="20"/>
-              </w:rPr>
-              <w:t>39.2</w:t>
+            <w:r>
+              <w:t xml:space="preserve">20–30 km</w:t>
+            </w:r>
+          </w:p>
+        </w:tc>
+        <w:tc>
+          <w:tcPr/>
+          <w:p>
+            <w:pPr>
+              <w:pStyle w:val="Compact"/>
+              <w:jc w:val="right"/>
+            </w:pPr>
+            <w:r>
+              <w:t xml:space="preserve">44</w:t>
+            </w:r>
+          </w:p>
+        </w:tc>
+        <w:tc>
+          <w:tcPr/>
+          <w:p>
+            <w:pPr>
+              <w:pStyle w:val="Compact"/>
+              <w:jc w:val="right"/>
+            </w:pPr>
+            <w:r>
+              <w:t xml:space="preserve">31.0</w:t>
+            </w:r>
+          </w:p>
+        </w:tc>
+        <w:tc>
+          <w:tcPr/>
+          <w:p>
+            <w:pPr>
+              <w:pStyle w:val="Compact"/>
+              <w:jc w:val="right"/>
+            </w:pPr>
+            <w:r>
+              <w:t xml:space="preserve">69</w:t>
+            </w:r>
+          </w:p>
+        </w:tc>
+        <w:tc>
+          <w:tcPr/>
+          <w:p>
+            <w:pPr>
+              <w:pStyle w:val="Compact"/>
+              <w:jc w:val="right"/>
+            </w:pPr>
+            <w:r>
+              <w:t xml:space="preserve">39.2</w:t>
             </w:r>
           </w:p>
         </w:tc>
       </w:tr>
       <w:tr>
         <w:tc>
-          <w:tcPr>
-            <w:tcW w:type="dxa" w:w="1806"/>
-            <w:tcBorders>
-              <w:top w:val="nil"/>
-              <w:left w:val="nil"/>
-              <w:bottom w:val="nil"/>
-              <w:right w:val="nil"/>
-            </w:tcBorders>
-          </w:tcPr>
-          <w:p>
-            <w:pPr>
-              <w:spacing w:before="20" w:after="20" w:line="260" w:lineRule="exact"/>
-              <w:ind w:firstLine="0"/>
+          <w:tcPr/>
+          <w:p>
+            <w:pPr>
+              <w:pStyle w:val="Compact"/>
               <w:jc w:val="left"/>
             </w:pPr>
-            <w:r/>
-            <w:r>
-              <w:rPr>
-                <w:rFonts w:ascii="Times New Roman" w:hAnsi="Times New Roman"/>
-                <w:b w:val="0"/>
-                <w:sz w:val="20"/>
-              </w:rPr>
-              <w:t>30–40 km</w:t>
-            </w:r>
-          </w:p>
-        </w:tc>
-        <w:tc>
-          <w:tcPr>
-            <w:tcW w:type="dxa" w:w="1806"/>
-            <w:tcBorders>
-              <w:top w:val="nil"/>
-              <w:left w:val="nil"/>
-              <w:bottom w:val="nil"/>
-              <w:right w:val="nil"/>
-            </w:tcBorders>
-          </w:tcPr>
-          <w:p>
-            <w:pPr>
-              <w:spacing w:before="20" w:after="20" w:line="260" w:lineRule="exact"/>
-              <w:ind w:firstLine="0"/>
-              <w:jc w:val="center"/>
-            </w:pPr>
-            <w:r/>
-            <w:r>
-              <w:rPr>
-                <w:rFonts w:ascii="Times New Roman" w:hAnsi="Times New Roman"/>
-                <w:b w:val="0"/>
-                <w:sz w:val="20"/>
-              </w:rPr>
-              <w:t>8</w:t>
-            </w:r>
-          </w:p>
-        </w:tc>
-        <w:tc>
-          <w:tcPr>
-            <w:tcW w:type="dxa" w:w="1806"/>
-            <w:tcBorders>
-              <w:top w:val="nil"/>
-              <w:left w:val="nil"/>
-              <w:bottom w:val="nil"/>
-              <w:right w:val="nil"/>
-            </w:tcBorders>
-          </w:tcPr>
-          <w:p>
-            <w:pPr>
-              <w:spacing w:before="20" w:after="20" w:line="260" w:lineRule="exact"/>
-              <w:ind w:firstLine="0"/>
-              <w:jc w:val="center"/>
-            </w:pPr>
-            <w:r/>
-            <w:r>
-              <w:rPr>
-                <w:rFonts w:ascii="Times New Roman" w:hAnsi="Times New Roman"/>
-                <w:b w:val="0"/>
-                <w:sz w:val="20"/>
-              </w:rPr>
-              <w:t>5.6</w:t>
-            </w:r>
-          </w:p>
-        </w:tc>
-        <w:tc>
-          <w:tcPr>
-            <w:tcW w:type="dxa" w:w="1806"/>
-            <w:tcBorders>
-              <w:top w:val="nil"/>
-              <w:left w:val="nil"/>
-              <w:bottom w:val="nil"/>
-              <w:right w:val="nil"/>
-            </w:tcBorders>
-          </w:tcPr>
-          <w:p>
-            <w:pPr>
-              <w:spacing w:before="20" w:after="20" w:line="260" w:lineRule="exact"/>
-              <w:ind w:firstLine="0"/>
-              <w:jc w:val="center"/>
-            </w:pPr>
-            <w:r/>
-            <w:r>
-              <w:rPr>
-                <w:rFonts w:ascii="Times New Roman" w:hAnsi="Times New Roman"/>
-                <w:b w:val="0"/>
-                <w:sz w:val="20"/>
-              </w:rPr>
-              <w:t>12</w:t>
-            </w:r>
-          </w:p>
-        </w:tc>
-        <w:tc>
-          <w:tcPr>
-            <w:tcW w:type="dxa" w:w="1806"/>
-            <w:tcBorders>
-              <w:top w:val="nil"/>
-              <w:left w:val="nil"/>
-              <w:bottom w:val="nil"/>
-              <w:right w:val="nil"/>
-            </w:tcBorders>
-          </w:tcPr>
-          <w:p>
-            <w:pPr>
-              <w:spacing w:before="20" w:after="20" w:line="260" w:lineRule="exact"/>
-              <w:ind w:firstLine="0"/>
-              <w:jc w:val="center"/>
-            </w:pPr>
-            <w:r/>
-            <w:r>
-              <w:rPr>
-                <w:rFonts w:ascii="Times New Roman" w:hAnsi="Times New Roman"/>
-                <w:b w:val="0"/>
-                <w:sz w:val="20"/>
-              </w:rPr>
-              <w:t>6.8</w:t>
+            <w:r>
+              <w:t xml:space="preserve">30–40 km</w:t>
+            </w:r>
+          </w:p>
+        </w:tc>
+        <w:tc>
+          <w:tcPr/>
+          <w:p>
+            <w:pPr>
+              <w:pStyle w:val="Compact"/>
+              <w:jc w:val="right"/>
+            </w:pPr>
+            <w:r>
+              <w:t xml:space="preserve">8</w:t>
+            </w:r>
+          </w:p>
+        </w:tc>
+        <w:tc>
+          <w:tcPr/>
+          <w:p>
+            <w:pPr>
+              <w:pStyle w:val="Compact"/>
+              <w:jc w:val="right"/>
+            </w:pPr>
+            <w:r>
+              <w:t xml:space="preserve">5.6</w:t>
+            </w:r>
+          </w:p>
+        </w:tc>
+        <w:tc>
+          <w:tcPr/>
+          <w:p>
+            <w:pPr>
+              <w:pStyle w:val="Compact"/>
+              <w:jc w:val="right"/>
+            </w:pPr>
+            <w:r>
+              <w:t xml:space="preserve">12</w:t>
+            </w:r>
+          </w:p>
+        </w:tc>
+        <w:tc>
+          <w:tcPr/>
+          <w:p>
+            <w:pPr>
+              <w:pStyle w:val="Compact"/>
+              <w:jc w:val="right"/>
+            </w:pPr>
+            <w:r>
+              <w:t xml:space="preserve">6.8</w:t>
             </w:r>
           </w:p>
         </w:tc>
       </w:tr>
       <w:tr>
         <w:tc>
-          <w:tcPr>
-            <w:tcW w:type="dxa" w:w="1806"/>
-            <w:tcBorders>
-              <w:top w:val="nil"/>
-              <w:left w:val="nil"/>
-              <w:bottom w:val="nil"/>
-              <w:right w:val="nil"/>
-            </w:tcBorders>
-          </w:tcPr>
-          <w:p>
-            <w:pPr>
-              <w:spacing w:before="20" w:after="20" w:line="260" w:lineRule="exact"/>
-              <w:ind w:firstLine="0"/>
+          <w:tcPr/>
+          <w:p>
+            <w:pPr>
+              <w:pStyle w:val="Compact"/>
               <w:jc w:val="left"/>
             </w:pPr>
-            <w:r/>
-            <w:r>
-              <w:rPr>
-                <w:rFonts w:ascii="Times New Roman" w:hAnsi="Times New Roman"/>
-                <w:b w:val="0"/>
-                <w:sz w:val="20"/>
-              </w:rPr>
-              <w:t>40–60 km</w:t>
-            </w:r>
-          </w:p>
-        </w:tc>
-        <w:tc>
-          <w:tcPr>
-            <w:tcW w:type="dxa" w:w="1806"/>
-            <w:tcBorders>
-              <w:top w:val="nil"/>
-              <w:left w:val="nil"/>
-              <w:bottom w:val="nil"/>
-              <w:right w:val="nil"/>
-            </w:tcBorders>
-          </w:tcPr>
-          <w:p>
-            <w:pPr>
-              <w:spacing w:before="20" w:after="20" w:line="260" w:lineRule="exact"/>
-              <w:ind w:firstLine="0"/>
-              <w:jc w:val="center"/>
-            </w:pPr>
-            <w:r/>
-            <w:r>
-              <w:rPr>
-                <w:rFonts w:ascii="Times New Roman" w:hAnsi="Times New Roman"/>
-                <w:b w:val="0"/>
-                <w:sz w:val="20"/>
-              </w:rPr>
-              <w:t>5</w:t>
-            </w:r>
-          </w:p>
-        </w:tc>
-        <w:tc>
-          <w:tcPr>
-            <w:tcW w:type="dxa" w:w="1806"/>
-            <w:tcBorders>
-              <w:top w:val="nil"/>
-              <w:left w:val="nil"/>
-              <w:bottom w:val="nil"/>
-              <w:right w:val="nil"/>
-            </w:tcBorders>
-          </w:tcPr>
-          <w:p>
-            <w:pPr>
-              <w:spacing w:before="20" w:after="20" w:line="260" w:lineRule="exact"/>
-              <w:ind w:firstLine="0"/>
-              <w:jc w:val="center"/>
-            </w:pPr>
-            <w:r/>
-            <w:r>
-              <w:rPr>
-                <w:rFonts w:ascii="Times New Roman" w:hAnsi="Times New Roman"/>
-                <w:b w:val="0"/>
-                <w:sz w:val="20"/>
-              </w:rPr>
-              <w:t>3.5</w:t>
-            </w:r>
-          </w:p>
-        </w:tc>
-        <w:tc>
-          <w:tcPr>
-            <w:tcW w:type="dxa" w:w="1806"/>
-            <w:tcBorders>
-              <w:top w:val="nil"/>
-              <w:left w:val="nil"/>
-              <w:bottom w:val="nil"/>
-              <w:right w:val="nil"/>
-            </w:tcBorders>
-          </w:tcPr>
-          <w:p>
-            <w:pPr>
-              <w:spacing w:before="20" w:after="20" w:line="260" w:lineRule="exact"/>
-              <w:ind w:firstLine="0"/>
-              <w:jc w:val="center"/>
-            </w:pPr>
-            <w:r/>
-            <w:r>
-              <w:rPr>
-                <w:rFonts w:ascii="Times New Roman" w:hAnsi="Times New Roman"/>
-                <w:b w:val="0"/>
-                <w:sz w:val="20"/>
-              </w:rPr>
-              <w:t>20</w:t>
-            </w:r>
-          </w:p>
-        </w:tc>
-        <w:tc>
-          <w:tcPr>
-            <w:tcW w:type="dxa" w:w="1806"/>
-            <w:tcBorders>
-              <w:top w:val="nil"/>
-              <w:left w:val="nil"/>
-              <w:bottom w:val="nil"/>
-              <w:right w:val="nil"/>
-            </w:tcBorders>
-          </w:tcPr>
-          <w:p>
-            <w:pPr>
-              <w:spacing w:before="20" w:after="20" w:line="260" w:lineRule="exact"/>
-              <w:ind w:firstLine="0"/>
-              <w:jc w:val="center"/>
-            </w:pPr>
-            <w:r/>
-            <w:r>
-              <w:rPr>
-                <w:rFonts w:ascii="Times New Roman" w:hAnsi="Times New Roman"/>
-                <w:b w:val="0"/>
-                <w:sz w:val="20"/>
-              </w:rPr>
-              <w:t>11.4</w:t>
+            <w:r>
+              <w:t xml:space="preserve">40–60 km</w:t>
+            </w:r>
+          </w:p>
+        </w:tc>
+        <w:tc>
+          <w:tcPr/>
+          <w:p>
+            <w:pPr>
+              <w:pStyle w:val="Compact"/>
+              <w:jc w:val="right"/>
+            </w:pPr>
+            <w:r>
+              <w:t xml:space="preserve">5</w:t>
+            </w:r>
+          </w:p>
+        </w:tc>
+        <w:tc>
+          <w:tcPr/>
+          <w:p>
+            <w:pPr>
+              <w:pStyle w:val="Compact"/>
+              <w:jc w:val="right"/>
+            </w:pPr>
+            <w:r>
+              <w:t xml:space="preserve">3.5</w:t>
+            </w:r>
+          </w:p>
+        </w:tc>
+        <w:tc>
+          <w:tcPr/>
+          <w:p>
+            <w:pPr>
+              <w:pStyle w:val="Compact"/>
+              <w:jc w:val="right"/>
+            </w:pPr>
+            <w:r>
+              <w:t xml:space="preserve">20</w:t>
+            </w:r>
+          </w:p>
+        </w:tc>
+        <w:tc>
+          <w:tcPr/>
+          <w:p>
+            <w:pPr>
+              <w:pStyle w:val="Compact"/>
+              <w:jc w:val="right"/>
+            </w:pPr>
+            <w:r>
+              <w:t xml:space="preserve">11.4</w:t>
             </w:r>
           </w:p>
         </w:tc>
       </w:tr>
       <w:tr>
         <w:tc>
-          <w:tcPr>
-            <w:tcW w:type="dxa" w:w="1806"/>
-            <w:tcBorders>
-              <w:top w:val="nil"/>
-              <w:left w:val="nil"/>
-              <w:bottom w:val="nil"/>
-              <w:right w:val="nil"/>
-            </w:tcBorders>
-          </w:tcPr>
-          <w:p>
-            <w:pPr>
-              <w:spacing w:before="20" w:after="20" w:line="260" w:lineRule="exact"/>
-              <w:ind w:firstLine="0"/>
+          <w:tcPr/>
+          <w:p>
+            <w:pPr>
+              <w:pStyle w:val="Compact"/>
               <w:jc w:val="left"/>
             </w:pPr>
-            <w:r/>
-            <w:r>
-              <w:rPr>
-                <w:rFonts w:ascii="Times New Roman" w:hAnsi="Times New Roman"/>
-                <w:b w:val="0"/>
-                <w:sz w:val="20"/>
-              </w:rPr>
-              <w:t>60–100 km</w:t>
-            </w:r>
-          </w:p>
-        </w:tc>
-        <w:tc>
-          <w:tcPr>
-            <w:tcW w:type="dxa" w:w="1806"/>
-            <w:tcBorders>
-              <w:top w:val="nil"/>
-              <w:left w:val="nil"/>
-              <w:bottom w:val="nil"/>
-              <w:right w:val="nil"/>
-            </w:tcBorders>
-          </w:tcPr>
-          <w:p>
-            <w:pPr>
-              <w:spacing w:before="20" w:after="20" w:line="260" w:lineRule="exact"/>
-              <w:ind w:firstLine="0"/>
-              <w:jc w:val="center"/>
-            </w:pPr>
-            <w:r/>
-            <w:r>
-              <w:rPr>
-                <w:rFonts w:ascii="Times New Roman" w:hAnsi="Times New Roman"/>
-                <w:b w:val="0"/>
-                <w:sz w:val="20"/>
-              </w:rPr>
-              <w:t>4</w:t>
-            </w:r>
-          </w:p>
-        </w:tc>
-        <w:tc>
-          <w:tcPr>
-            <w:tcW w:type="dxa" w:w="1806"/>
-            <w:tcBorders>
-              <w:top w:val="nil"/>
-              <w:left w:val="nil"/>
-              <w:bottom w:val="nil"/>
-              <w:right w:val="nil"/>
-            </w:tcBorders>
-          </w:tcPr>
-          <w:p>
-            <w:pPr>
-              <w:spacing w:before="20" w:after="20" w:line="260" w:lineRule="exact"/>
-              <w:ind w:firstLine="0"/>
-              <w:jc w:val="center"/>
-            </w:pPr>
-            <w:r/>
-            <w:r>
-              <w:rPr>
-                <w:rFonts w:ascii="Times New Roman" w:hAnsi="Times New Roman"/>
-                <w:b w:val="0"/>
-                <w:sz w:val="20"/>
-              </w:rPr>
-              <w:t>2.8</w:t>
-            </w:r>
-          </w:p>
-        </w:tc>
-        <w:tc>
-          <w:tcPr>
-            <w:tcW w:type="dxa" w:w="1806"/>
-            <w:tcBorders>
-              <w:top w:val="nil"/>
-              <w:left w:val="nil"/>
-              <w:bottom w:val="nil"/>
-              <w:right w:val="nil"/>
-            </w:tcBorders>
-          </w:tcPr>
-          <w:p>
-            <w:pPr>
-              <w:spacing w:before="20" w:after="20" w:line="260" w:lineRule="exact"/>
-              <w:ind w:firstLine="0"/>
-              <w:jc w:val="center"/>
-            </w:pPr>
-            <w:r/>
-            <w:r>
-              <w:rPr>
-                <w:rFonts w:ascii="Times New Roman" w:hAnsi="Times New Roman"/>
-                <w:b w:val="0"/>
-                <w:sz w:val="20"/>
-              </w:rPr>
-              <w:t>7</w:t>
-            </w:r>
-          </w:p>
-        </w:tc>
-        <w:tc>
-          <w:tcPr>
-            <w:tcW w:type="dxa" w:w="1806"/>
-            <w:tcBorders>
-              <w:top w:val="nil"/>
-              <w:left w:val="nil"/>
-              <w:bottom w:val="nil"/>
-              <w:right w:val="nil"/>
-            </w:tcBorders>
-          </w:tcPr>
-          <w:p>
-            <w:pPr>
-              <w:spacing w:before="20" w:after="20" w:line="260" w:lineRule="exact"/>
-              <w:ind w:firstLine="0"/>
-              <w:jc w:val="center"/>
-            </w:pPr>
-            <w:r/>
-            <w:r>
-              <w:rPr>
-                <w:rFonts w:ascii="Times New Roman" w:hAnsi="Times New Roman"/>
-                <w:b w:val="0"/>
-                <w:sz w:val="20"/>
-              </w:rPr>
-              <w:t>4.0</w:t>
+            <w:r>
+              <w:t xml:space="preserve">60–100 km</w:t>
+            </w:r>
+          </w:p>
+        </w:tc>
+        <w:tc>
+          <w:tcPr/>
+          <w:p>
+            <w:pPr>
+              <w:pStyle w:val="Compact"/>
+              <w:jc w:val="right"/>
+            </w:pPr>
+            <w:r>
+              <w:t xml:space="preserve">4</w:t>
+            </w:r>
+          </w:p>
+        </w:tc>
+        <w:tc>
+          <w:tcPr/>
+          <w:p>
+            <w:pPr>
+              <w:pStyle w:val="Compact"/>
+              <w:jc w:val="right"/>
+            </w:pPr>
+            <w:r>
+              <w:t xml:space="preserve">2.8</w:t>
+            </w:r>
+          </w:p>
+        </w:tc>
+        <w:tc>
+          <w:tcPr/>
+          <w:p>
+            <w:pPr>
+              <w:pStyle w:val="Compact"/>
+              <w:jc w:val="right"/>
+            </w:pPr>
+            <w:r>
+              <w:t xml:space="preserve">7</w:t>
+            </w:r>
+          </w:p>
+        </w:tc>
+        <w:tc>
+          <w:tcPr/>
+          <w:p>
+            <w:pPr>
+              <w:pStyle w:val="Compact"/>
+              <w:jc w:val="right"/>
+            </w:pPr>
+            <w:r>
+              <w:t xml:space="preserve">4.0</w:t>
             </w:r>
           </w:p>
         </w:tc>
       </w:tr>
       <w:tr>
         <w:tc>
-          <w:tcPr>
-            <w:tcW w:type="dxa" w:w="1806"/>
-            <w:tcBorders>
-              <w:top w:val="single" w:sz="6" w:space="0" w:color="000000"/>
-              <w:left w:val="nil"/>
-              <w:bottom w:val="single" w:sz="6" w:space="0" w:color="000000"/>
-              <w:right w:val="nil"/>
-            </w:tcBorders>
-          </w:tcPr>
-          <w:p>
-            <w:pPr>
-              <w:spacing w:before="20" w:after="20" w:line="260" w:lineRule="exact"/>
-              <w:ind w:firstLine="0"/>
+          <w:tcPr/>
+          <w:p>
+            <w:pPr>
+              <w:pStyle w:val="Compact"/>
               <w:jc w:val="left"/>
             </w:pPr>
-            <w:r/>
             <w:r>
               <w:rPr>
-                <w:rFonts w:ascii="Times New Roman" w:hAnsi="Times New Roman"/>
                 <w:b/>
-                <w:sz w:val="20"/>
+                <w:bCs/>
               </w:rPr>
-              <w:t>Total</w:t>
-            </w:r>
-          </w:p>
-        </w:tc>
-        <w:tc>
-          <w:tcPr>
-            <w:tcW w:type="dxa" w:w="1806"/>
-            <w:tcBorders>
-              <w:top w:val="single" w:sz="6" w:space="0" w:color="000000"/>
-              <w:left w:val="nil"/>
-              <w:bottom w:val="single" w:sz="6" w:space="0" w:color="000000"/>
-              <w:right w:val="nil"/>
-            </w:tcBorders>
-          </w:tcPr>
-          <w:p>
-            <w:pPr>
-              <w:spacing w:before="20" w:after="20" w:line="260" w:lineRule="exact"/>
-              <w:ind w:firstLine="0"/>
-              <w:jc w:val="center"/>
-            </w:pPr>
-            <w:r/>
+              <w:t xml:space="preserve">Total</w:t>
+            </w:r>
+          </w:p>
+        </w:tc>
+        <w:tc>
+          <w:tcPr/>
+          <w:p>
+            <w:pPr>
+              <w:pStyle w:val="Compact"/>
+              <w:jc w:val="right"/>
+            </w:pPr>
             <w:r>
               <w:rPr>
-                <w:rFonts w:ascii="Times New Roman" w:hAnsi="Times New Roman"/>
                 <w:b/>
-                <w:sz w:val="20"/>
+                <w:bCs/>
               </w:rPr>
-              <w:t>142</w:t>
-            </w:r>
-          </w:p>
-        </w:tc>
-        <w:tc>
-          <w:tcPr>
-            <w:tcW w:type="dxa" w:w="1806"/>
-            <w:tcBorders>
-              <w:top w:val="single" w:sz="6" w:space="0" w:color="000000"/>
-              <w:left w:val="nil"/>
-              <w:bottom w:val="single" w:sz="6" w:space="0" w:color="000000"/>
-              <w:right w:val="nil"/>
-            </w:tcBorders>
-          </w:tcPr>
-          <w:p>
-            <w:pPr>
-              <w:spacing w:before="20" w:after="20" w:line="260" w:lineRule="exact"/>
-              <w:ind w:firstLine="0"/>
-              <w:jc w:val="center"/>
-            </w:pPr>
-            <w:r/>
+              <w:t xml:space="preserve">142</w:t>
+            </w:r>
+          </w:p>
+        </w:tc>
+        <w:tc>
+          <w:tcPr/>
+          <w:p>
+            <w:pPr>
+              <w:pStyle w:val="Compact"/>
+            </w:pPr>
+          </w:p>
+        </w:tc>
+        <w:tc>
+          <w:tcPr/>
+          <w:p>
+            <w:pPr>
+              <w:pStyle w:val="Compact"/>
+              <w:jc w:val="right"/>
+            </w:pPr>
             <w:r>
               <w:rPr>
-                <w:rFonts w:ascii="Times New Roman" w:hAnsi="Times New Roman"/>
                 <w:b/>
-                <w:sz w:val="20"/>
+                <w:bCs/>
               </w:rPr>
-            </w:r>
-          </w:p>
-        </w:tc>
-        <w:tc>
-          <w:tcPr>
-            <w:tcW w:type="dxa" w:w="1806"/>
-            <w:tcBorders>
-              <w:top w:val="single" w:sz="6" w:space="0" w:color="000000"/>
-              <w:left w:val="nil"/>
-              <w:bottom w:val="single" w:sz="6" w:space="0" w:color="000000"/>
-              <w:right w:val="nil"/>
-            </w:tcBorders>
-          </w:tcPr>
-          <w:p>
-            <w:pPr>
-              <w:spacing w:before="20" w:after="20" w:line="260" w:lineRule="exact"/>
-              <w:ind w:firstLine="0"/>
-              <w:jc w:val="center"/>
-            </w:pPr>
-            <w:r/>
-            <w:r>
-              <w:rPr>
-                <w:rFonts w:ascii="Times New Roman" w:hAnsi="Times New Roman"/>
-                <w:b/>
-                <w:sz w:val="20"/>
-              </w:rPr>
-              <w:t>176</w:t>
-            </w:r>
-          </w:p>
-        </w:tc>
-        <w:tc>
-          <w:tcPr>
-            <w:tcW w:type="dxa" w:w="1806"/>
-            <w:tcBorders>
-              <w:top w:val="single" w:sz="6" w:space="0" w:color="000000"/>
-              <w:left w:val="nil"/>
-              <w:bottom w:val="single" w:sz="6" w:space="0" w:color="000000"/>
-              <w:right w:val="nil"/>
-            </w:tcBorders>
-          </w:tcPr>
-          <w:p>
-            <w:pPr>
-              <w:spacing w:before="20" w:after="20" w:line="260" w:lineRule="exact"/>
-              <w:ind w:firstLine="0"/>
-              <w:jc w:val="center"/>
-            </w:pPr>
-            <w:r/>
-            <w:r>
-              <w:rPr>
-                <w:rFonts w:ascii="Times New Roman" w:hAnsi="Times New Roman"/>
-                <w:b/>
-                <w:sz w:val="20"/>
-              </w:rPr>
-            </w:r>
+              <w:t xml:space="preserve">176</w:t>
+            </w:r>
+          </w:p>
+        </w:tc>
+        <w:tc>
+          <w:tcPr/>
+          <w:p>
+            <w:pPr>
+              <w:pStyle w:val="Compact"/>
+            </w:pPr>
           </w:p>
         </w:tc>
       </w:tr>
@@ -5251,7 +4726,7 @@
       </w:r>
     </w:p>
     <w:bookmarkEnd w:id="48"/>
-    <w:bookmarkStart w:id="49" w:name="the-929-ce-natural-experiment"/>
+    <w:bookmarkStart w:id="49" w:name="the-929-ce-discontinuity"/>
     <w:p>
       <w:pPr>
         <w:pStyle w:val="Heading2"/>
@@ -5263,7 +4738,7 @@
           <w:i/>
           <w:sz w:val="24"/>
         </w:rPr>
-        <w:t xml:space="preserve">The 929 CE natural experiment</w:t>
+        <w:t xml:space="preserve">The 929 CE discontinuity</w:t>
       </w:r>
     </w:p>
     <w:p>
@@ -5609,7 +5084,7 @@
         <w:t xml:space="preserve"> </w:t>
       </w:r>
       <w:r>
-        <w:t xml:space="preserve">Bali’s inscription density exceeds East Java’s by approximately 12-fold, consistent with the 14-fold ratio predicted by a multiplicative cascade model (Spearman</w:t>
+        <w:t xml:space="preserve">Bali’s inscription density exceeds East Java’s by approximately 12-fold, consistent with the 14-fold ratio estimated by a multiplicative visibility model (Spearman</w:t>
       </w:r>
       <w:r>
         <w:t xml:space="preserve"> </w:t>
@@ -5678,7 +5153,13 @@
         <w:t xml:space="preserve"> </w:t>
       </w:r>
       <w:r>
-        <w:t xml:space="preserve">However, five data points producing a perfect rank correlation should be interpreted cautiously:</w:t>
+        <w:t xml:space="preserve">However, this model is empirically underdetermined: with five estimated parameters and limited independent data points, reduced models with fewer factors bracket the same observations.</w:t>
+      </w:r>
+      <w:r>
+        <w:t xml:space="preserve"> </w:t>
+      </w:r>
+      <w:r>
+        <w:t xml:space="preserve">Five data points producing a perfect rank correlation should also be interpreted cautiously:</w:t>
       </w:r>
       <w:r>
         <w:t xml:space="preserve"> </w:t>
@@ -5707,7 +5188,7 @@
         <w:t xml:space="preserve"> </w:t>
       </w:r>
       <w:r>
-        <w:t xml:space="preserve">This result is suggestive rather than definitive, and cross-regional testing with larger samples remains a priority.</w:t>
+        <w:t xml:space="preserve">This result is suggestive rather than definitive, and cross-regional testing with empirically derived factor values remains a priority.</w:t>
       </w:r>
       <w:r>
         <w:t xml:space="preserve"> </w:t>
@@ -5918,6 +5399,106 @@
       </w:r>
       <w:r>
         <w:t xml:space="preserve">This introduces noise but should not produce the systematic correlations we observe unless the underlying relationship is real.</w:t>
+      </w:r>
+    </w:p>
+    <w:p>
+      <w:pPr>
+        <w:pStyle w:val="BodyText"/>
+      </w:pPr>
+      <w:r>
+        <w:t xml:space="preserve">A comparative analysis of volcanic regions across Southeast Asia suggests that karst availability may be a confounding factor: volcanic zones with extensive karst (e.g. the Philippines) retain pre-400 CE cave sites even where open-air sites are absent.</w:t>
+      </w:r>
+      <w:r>
+        <w:t xml:space="preserve"> </w:t>
+      </w:r>
+      <w:r>
+        <w:t xml:space="preserve">Java’s volcanic interior has relatively little karst, which may contribute to its uniquely sparse pre-Hindu record beyond volcanism alone.</w:t>
+      </w:r>
+    </w:p>
+    <w:p>
+      <w:pPr>
+        <w:pStyle w:val="BodyText"/>
+      </w:pPr>
+      <w:r>
+        <w:t xml:space="preserve">Volcanic distance is spatially autocorrelated (Moran’s</w:t>
+      </w:r>
+      <w:r>
+        <w:t xml:space="preserve"> </w:t>
+      </w:r>
+      <m:oMath>
+        <m:r>
+          <m:t>I</m:t>
+        </m:r>
+        <m:r>
+          <m:rPr>
+            <m:sty m:val="p"/>
+          </m:rPr>
+          <m:t>=</m:t>
+        </m:r>
+        <m:r>
+          <m:t>0.937</m:t>
+        </m:r>
+      </m:oMath>
+      <w:r>
+        <w:t xml:space="preserve">,</w:t>
+      </w:r>
+      <w:r>
+        <w:t xml:space="preserve"> </w:t>
+      </w:r>
+      <m:oMath>
+        <m:r>
+          <m:t>p</m:t>
+        </m:r>
+        <m:r>
+          <m:rPr>
+            <m:sty m:val="p"/>
+          </m:rPr>
+          <m:t>&lt;</m:t>
+        </m:r>
+        <m:r>
+          <m:t>0.001</m:t>
+        </m:r>
+      </m:oMath>
+      <w:r>
+        <w:t xml:space="preserve">): nearby inscriptions share similar distances to volcanoes because they occupy the same geographic region.</w:t>
+      </w:r>
+      <w:r>
+        <w:t xml:space="preserve"> </w:t>
+      </w:r>
+      <w:r>
+        <w:t xml:space="preserve">Simple correlations between volcanic distance and inscription properties may therefore be inflated by spatial dependence.</w:t>
+      </w:r>
+      <w:r>
+        <w:t xml:space="preserve"> </w:t>
+      </w:r>
+      <w:r>
+        <w:t xml:space="preserve">The distributional segregation of candi and inscriptions (Mann-Whitney</w:t>
+      </w:r>
+      <w:r>
+        <w:t xml:space="preserve"> </w:t>
+      </w:r>
+      <m:oMath>
+        <m:r>
+          <m:t>p</m:t>
+        </m:r>
+        <m:r>
+          <m:rPr>
+            <m:sty m:val="p"/>
+          </m:rPr>
+          <m:t>&lt;</m:t>
+        </m:r>
+        <m:r>
+          <m:t>0.000001</m:t>
+        </m:r>
+      </m:oMath>
+      <w:r>
+        <w:t xml:space="preserve">) is less susceptible to this inflation because it compares two sample populations rather than fitting a regression.</w:t>
+      </w:r>
+      <w:r>
+        <w:t xml:space="preserve"> </w:t>
+      </w:r>
+      <w:r>
+        <w:t xml:space="preserve">Formal spatial regression (spatial lag or spatial error models) would provide definitive confirmation of the temporal trends.</w:t>
       </w:r>
     </w:p>
     <w:p>
@@ -6176,8 +5757,6 @@
       <w:footnotePr>
         <w:numRestart w:val="eachSect"/>
       </w:footnotePr>
-      <w:pgSz w:w="11909" w:h="16834"/>
-      <w:pgMar w:left="1440" w:right="1440" w:top="1440" w:bottom="1440"/>
     </w:sectPr>
   </w:body>
 </w:document>
